--- a/Weekly Reports/Weekly_Report_Week6.docx
+++ b/Weekly Reports/Weekly_Report_Week6.docx
@@ -6,11 +6,15 @@
       <w:pPr>
         <w:spacing w:after="120"/>
         <w:jc w:val="center"/>
+        <w:rPr>
+          <w:color w:val="000000" w:themeColor="text1"/>
+        </w:rPr>
       </w:pPr>
       <w:r>
         <w:rPr>
           <w:b/>
           <w:bCs/>
+          <w:color w:val="000000" w:themeColor="text1"/>
           <w:sz w:val="28"/>
           <w:szCs w:val="28"/>
         </w:rPr>
@@ -21,16 +25,28 @@
       <w:pPr>
         <w:spacing w:after="60"/>
         <w:jc w:val="center"/>
-      </w:pPr>
-      <w:r>
+        <w:rPr>
+          <w:color w:val="000000" w:themeColor="text1"/>
+        </w:rPr>
+      </w:pPr>
+      <w:r>
+        <w:rPr>
+          <w:color w:val="000000" w:themeColor="text1"/>
+        </w:rPr>
         <w:t>Opp. Science city, Sola-</w:t>
       </w:r>
       <w:proofErr w:type="spellStart"/>
       <w:r>
+        <w:rPr>
+          <w:color w:val="000000" w:themeColor="text1"/>
+        </w:rPr>
         <w:t>Bhadaj</w:t>
       </w:r>
       <w:proofErr w:type="spellEnd"/>
       <w:r>
+        <w:rPr>
+          <w:color w:val="000000" w:themeColor="text1"/>
+        </w:rPr>
         <w:t xml:space="preserve"> Road, Ahmedabad, Gujarat 380060</w:t>
       </w:r>
     </w:p>
@@ -38,8 +54,14 @@
       <w:pPr>
         <w:spacing w:after="240"/>
         <w:jc w:val="center"/>
-      </w:pPr>
-      <w:r>
+        <w:rPr>
+          <w:color w:val="000000" w:themeColor="text1"/>
+        </w:rPr>
+      </w:pPr>
+      <w:r>
+        <w:rPr>
+          <w:color w:val="000000" w:themeColor="text1"/>
+        </w:rPr>
         <w:t>Ph: 079 67129000 | Website: www.sal.edu.in</w:t>
       </w:r>
     </w:p>
@@ -49,17 +71,24 @@
           <w:bottom w:val="single" w:sz="6" w:space="1" w:color="000000"/>
         </w:pBdr>
         <w:spacing w:after="240"/>
+        <w:rPr>
+          <w:color w:val="000000" w:themeColor="text1"/>
+        </w:rPr>
       </w:pPr>
     </w:p>
     <w:p>
       <w:pPr>
         <w:spacing w:after="300"/>
         <w:jc w:val="center"/>
+        <w:rPr>
+          <w:color w:val="000000" w:themeColor="text1"/>
+        </w:rPr>
       </w:pPr>
       <w:r>
         <w:rPr>
           <w:b/>
           <w:bCs/>
+          <w:color w:val="000000" w:themeColor="text1"/>
           <w:sz w:val="32"/>
           <w:szCs w:val="32"/>
           <w:u w:val="single"/>
@@ -106,10 +135,16 @@
             </w:tcMar>
           </w:tcPr>
           <w:p>
+            <w:pPr>
+              <w:rPr>
+                <w:color w:val="000000" w:themeColor="text1"/>
+              </w:rPr>
+            </w:pPr>
             <w:r>
               <w:rPr>
                 <w:b/>
                 <w:bCs/>
+                <w:color w:val="000000" w:themeColor="text1"/>
               </w:rPr>
               <w:t>Student Name:</w:t>
             </w:r>
@@ -132,7 +167,15 @@
             </w:tcMar>
           </w:tcPr>
           <w:p>
+            <w:pPr>
+              <w:rPr>
+                <w:color w:val="000000" w:themeColor="text1"/>
+              </w:rPr>
+            </w:pPr>
             <w:r>
+              <w:rPr>
+                <w:color w:val="000000" w:themeColor="text1"/>
+              </w:rPr>
               <w:t>Jainil Gupta</w:t>
             </w:r>
           </w:p>
@@ -156,11 +199,17 @@
             </w:tcMar>
           </w:tcPr>
           <w:p>
+            <w:pPr>
+              <w:rPr>
+                <w:color w:val="000000" w:themeColor="text1"/>
+              </w:rPr>
+            </w:pPr>
             <w:proofErr w:type="spellStart"/>
             <w:r>
               <w:rPr>
                 <w:b/>
                 <w:bCs/>
+                <w:color w:val="000000" w:themeColor="text1"/>
               </w:rPr>
               <w:t>Enrollment</w:t>
             </w:r>
@@ -169,6 +218,7 @@
               <w:rPr>
                 <w:b/>
                 <w:bCs/>
+                <w:color w:val="000000" w:themeColor="text1"/>
               </w:rPr>
               <w:t xml:space="preserve"> Number:</w:t>
             </w:r>
@@ -191,7 +241,15 @@
             </w:tcMar>
           </w:tcPr>
           <w:p>
+            <w:pPr>
+              <w:rPr>
+                <w:color w:val="000000" w:themeColor="text1"/>
+              </w:rPr>
+            </w:pPr>
             <w:r>
+              <w:rPr>
+                <w:color w:val="000000" w:themeColor="text1"/>
+              </w:rPr>
               <w:t>220670132018</w:t>
             </w:r>
           </w:p>
@@ -215,10 +273,16 @@
             </w:tcMar>
           </w:tcPr>
           <w:p>
+            <w:pPr>
+              <w:rPr>
+                <w:color w:val="000000" w:themeColor="text1"/>
+              </w:rPr>
+            </w:pPr>
             <w:r>
               <w:rPr>
                 <w:b/>
                 <w:bCs/>
+                <w:color w:val="000000" w:themeColor="text1"/>
               </w:rPr>
               <w:t>Week Duration:</w:t>
             </w:r>
@@ -241,7 +305,15 @@
             </w:tcMar>
           </w:tcPr>
           <w:p>
+            <w:pPr>
+              <w:rPr>
+                <w:color w:val="000000" w:themeColor="text1"/>
+              </w:rPr>
+            </w:pPr>
             <w:r>
+              <w:rPr>
+                <w:color w:val="000000" w:themeColor="text1"/>
+              </w:rPr>
               <w:t>February 5, 2026 - February 11, 2026 (Week 6)</w:t>
             </w:r>
           </w:p>
@@ -265,10 +337,16 @@
             </w:tcMar>
           </w:tcPr>
           <w:p>
+            <w:pPr>
+              <w:rPr>
+                <w:color w:val="000000" w:themeColor="text1"/>
+              </w:rPr>
+            </w:pPr>
             <w:r>
               <w:rPr>
                 <w:b/>
                 <w:bCs/>
+                <w:color w:val="000000" w:themeColor="text1"/>
               </w:rPr>
               <w:t>Name Of Organization:</w:t>
             </w:r>
@@ -291,15 +369,29 @@
             </w:tcMar>
           </w:tcPr>
           <w:p>
+            <w:pPr>
+              <w:rPr>
+                <w:color w:val="000000" w:themeColor="text1"/>
+              </w:rPr>
+            </w:pPr>
             <w:r>
+              <w:rPr>
+                <w:color w:val="000000" w:themeColor="text1"/>
+              </w:rPr>
               <w:t xml:space="preserve">Microsoft Elevate Program (via </w:t>
             </w:r>
             <w:proofErr w:type="spellStart"/>
             <w:r>
+              <w:rPr>
+                <w:color w:val="000000" w:themeColor="text1"/>
+              </w:rPr>
               <w:t>Edunet</w:t>
             </w:r>
             <w:proofErr w:type="spellEnd"/>
             <w:r>
+              <w:rPr>
+                <w:color w:val="000000" w:themeColor="text1"/>
+              </w:rPr>
               <w:t xml:space="preserve"> Foundation &amp; FICE Education)</w:t>
             </w:r>
           </w:p>
@@ -323,10 +415,16 @@
             </w:tcMar>
           </w:tcPr>
           <w:p>
+            <w:pPr>
+              <w:rPr>
+                <w:color w:val="000000" w:themeColor="text1"/>
+              </w:rPr>
+            </w:pPr>
             <w:r>
               <w:rPr>
                 <w:b/>
                 <w:bCs/>
+                <w:color w:val="000000" w:themeColor="text1"/>
               </w:rPr>
               <w:t>External Guide Name:</w:t>
             </w:r>
@@ -349,7 +447,15 @@
             </w:tcMar>
           </w:tcPr>
           <w:p>
+            <w:pPr>
+              <w:rPr>
+                <w:color w:val="000000" w:themeColor="text1"/>
+              </w:rPr>
+            </w:pPr>
             <w:r>
+              <w:rPr>
+                <w:color w:val="000000" w:themeColor="text1"/>
+              </w:rPr>
               <w:t>Adarsh Gupta</w:t>
             </w:r>
           </w:p>
@@ -373,10 +479,16 @@
             </w:tcMar>
           </w:tcPr>
           <w:p>
+            <w:pPr>
+              <w:rPr>
+                <w:color w:val="000000" w:themeColor="text1"/>
+              </w:rPr>
+            </w:pPr>
             <w:r>
               <w:rPr>
                 <w:b/>
                 <w:bCs/>
+                <w:color w:val="000000" w:themeColor="text1"/>
               </w:rPr>
               <w:t>External Guide Contact:</w:t>
             </w:r>
@@ -399,7 +511,15 @@
             </w:tcMar>
           </w:tcPr>
           <w:p>
+            <w:pPr>
+              <w:rPr>
+                <w:color w:val="000000" w:themeColor="text1"/>
+              </w:rPr>
+            </w:pPr>
             <w:r>
+              <w:rPr>
+                <w:color w:val="000000" w:themeColor="text1"/>
+              </w:rPr>
               <w:t>0124-4080107</w:t>
             </w:r>
           </w:p>
@@ -423,10 +543,16 @@
             </w:tcMar>
           </w:tcPr>
           <w:p>
+            <w:pPr>
+              <w:rPr>
+                <w:color w:val="000000" w:themeColor="text1"/>
+              </w:rPr>
+            </w:pPr>
             <w:r>
               <w:rPr>
                 <w:b/>
                 <w:bCs/>
+                <w:color w:val="000000" w:themeColor="text1"/>
               </w:rPr>
               <w:t>Internal Faculty Guide:</w:t>
             </w:r>
@@ -449,7 +575,15 @@
             </w:tcMar>
           </w:tcPr>
           <w:p>
+            <w:pPr>
+              <w:rPr>
+                <w:color w:val="000000" w:themeColor="text1"/>
+              </w:rPr>
+            </w:pPr>
             <w:r>
+              <w:rPr>
+                <w:color w:val="000000" w:themeColor="text1"/>
+              </w:rPr>
               <w:t>Chintan Rana</w:t>
             </w:r>
           </w:p>
@@ -459,14 +593,23 @@
     <w:p>
       <w:pPr>
         <w:spacing w:after="300"/>
+        <w:rPr>
+          <w:color w:val="000000" w:themeColor="text1"/>
+        </w:rPr>
       </w:pPr>
     </w:p>
     <w:p>
       <w:pPr>
         <w:pStyle w:val="Heading1"/>
         <w:spacing w:before="300" w:after="200"/>
-      </w:pPr>
-      <w:r>
+        <w:rPr>
+          <w:color w:val="000000" w:themeColor="text1"/>
+        </w:rPr>
+      </w:pPr>
+      <w:r>
+        <w:rPr>
+          <w:color w:val="000000" w:themeColor="text1"/>
+        </w:rPr>
         <w:t>Work done in last Week with description:</w:t>
       </w:r>
     </w:p>
@@ -474,8 +617,14 @@
       <w:pPr>
         <w:pStyle w:val="Heading2"/>
         <w:spacing w:before="200" w:after="100"/>
-      </w:pPr>
-      <w:r>
+        <w:rPr>
+          <w:color w:val="000000" w:themeColor="text1"/>
+        </w:rPr>
+      </w:pPr>
+      <w:r>
+        <w:rPr>
+          <w:color w:val="000000" w:themeColor="text1"/>
+        </w:rPr>
         <w:t>1. Week 6 Module: Deep Learning Fundamentals</w:t>
       </w:r>
     </w:p>
@@ -483,16 +632,28 @@
       <w:pPr>
         <w:pStyle w:val="Heading3"/>
         <w:spacing w:before="100" w:after="80"/>
-      </w:pPr>
-      <w:r>
+        <w:rPr>
+          <w:color w:val="000000" w:themeColor="text1"/>
+        </w:rPr>
+      </w:pPr>
+      <w:r>
+        <w:rPr>
+          <w:color w:val="000000" w:themeColor="text1"/>
+        </w:rPr>
         <w:t>Description:</w:t>
       </w:r>
     </w:p>
     <w:p>
       <w:pPr>
         <w:spacing w:after="100"/>
-      </w:pPr>
-      <w:r>
+        <w:rPr>
+          <w:color w:val="000000" w:themeColor="text1"/>
+        </w:rPr>
+      </w:pPr>
+      <w:r>
+        <w:rPr>
+          <w:color w:val="000000" w:themeColor="text1"/>
+        </w:rPr>
         <w:t>Attended comprehensive session on "Deep Learning" on February 27, 2026. This session introduced neural networks, deep learning architectures, and their applications in computer vision, natural language processing, and other domains.</w:t>
       </w:r>
     </w:p>
@@ -500,8 +661,14 @@
       <w:pPr>
         <w:pStyle w:val="Heading3"/>
         <w:spacing w:before="100" w:after="80"/>
-      </w:pPr>
-      <w:r>
+        <w:rPr>
+          <w:color w:val="000000" w:themeColor="text1"/>
+        </w:rPr>
+      </w:pPr>
+      <w:r>
+        <w:rPr>
+          <w:color w:val="000000" w:themeColor="text1"/>
+        </w:rPr>
         <w:t>Key Topics Covered:</w:t>
       </w:r>
     </w:p>
@@ -512,8 +679,14 @@
           <w:ilvl w:val="0"/>
           <w:numId w:val="2"/>
         </w:numPr>
-      </w:pPr>
-      <w:r>
+        <w:rPr>
+          <w:color w:val="000000" w:themeColor="text1"/>
+        </w:rPr>
+      </w:pPr>
+      <w:r>
+        <w:rPr>
+          <w:color w:val="000000" w:themeColor="text1"/>
+        </w:rPr>
         <w:t>What is Deep Learning? Relationship with AI and ML</w:t>
       </w:r>
     </w:p>
@@ -524,8 +697,14 @@
           <w:ilvl w:val="0"/>
           <w:numId w:val="2"/>
         </w:numPr>
-      </w:pPr>
-      <w:r>
+        <w:rPr>
+          <w:color w:val="000000" w:themeColor="text1"/>
+        </w:rPr>
+      </w:pPr>
+      <w:r>
+        <w:rPr>
+          <w:color w:val="000000" w:themeColor="text1"/>
+        </w:rPr>
         <w:t>Neural networks: biological inspiration and mathematical model</w:t>
       </w:r>
     </w:p>
@@ -536,8 +715,14 @@
           <w:ilvl w:val="0"/>
           <w:numId w:val="2"/>
         </w:numPr>
-      </w:pPr>
-      <w:r>
+        <w:rPr>
+          <w:color w:val="000000" w:themeColor="text1"/>
+        </w:rPr>
+      </w:pPr>
+      <w:r>
+        <w:rPr>
+          <w:color w:val="000000" w:themeColor="text1"/>
+        </w:rPr>
         <w:t>Perceptron: the basic building block</w:t>
       </w:r>
     </w:p>
@@ -548,8 +733,14 @@
           <w:ilvl w:val="0"/>
           <w:numId w:val="2"/>
         </w:numPr>
-      </w:pPr>
-      <w:r>
+        <w:rPr>
+          <w:color w:val="000000" w:themeColor="text1"/>
+        </w:rPr>
+      </w:pPr>
+      <w:r>
+        <w:rPr>
+          <w:color w:val="000000" w:themeColor="text1"/>
+        </w:rPr>
         <w:t>Deep neural networks: multiple hidden layers</w:t>
       </w:r>
     </w:p>
@@ -560,20 +751,35 @@
           <w:ilvl w:val="0"/>
           <w:numId w:val="2"/>
         </w:numPr>
-      </w:pPr>
-      <w:r>
+        <w:rPr>
+          <w:color w:val="000000" w:themeColor="text1"/>
+        </w:rPr>
+      </w:pPr>
+      <w:r>
+        <w:rPr>
+          <w:color w:val="000000" w:themeColor="text1"/>
+        </w:rPr>
         <w:t xml:space="preserve">Activation functions: Sigmoid, Tanh, </w:t>
       </w:r>
       <w:proofErr w:type="spellStart"/>
       <w:r>
+        <w:rPr>
+          <w:color w:val="000000" w:themeColor="text1"/>
+        </w:rPr>
         <w:t>ReLU</w:t>
       </w:r>
       <w:proofErr w:type="spellEnd"/>
       <w:r>
+        <w:rPr>
+          <w:color w:val="000000" w:themeColor="text1"/>
+        </w:rPr>
         <w:t xml:space="preserve">, Leaky </w:t>
       </w:r>
       <w:proofErr w:type="spellStart"/>
       <w:r>
+        <w:rPr>
+          <w:color w:val="000000" w:themeColor="text1"/>
+        </w:rPr>
         <w:t>ReLU</w:t>
       </w:r>
       <w:proofErr w:type="spellEnd"/>
@@ -585,8 +791,14 @@
           <w:ilvl w:val="0"/>
           <w:numId w:val="2"/>
         </w:numPr>
-      </w:pPr>
-      <w:r>
+        <w:rPr>
+          <w:color w:val="000000" w:themeColor="text1"/>
+        </w:rPr>
+      </w:pPr>
+      <w:r>
+        <w:rPr>
+          <w:color w:val="000000" w:themeColor="text1"/>
+        </w:rPr>
         <w:t>Forward propagation: computing outputs</w:t>
       </w:r>
     </w:p>
@@ -597,8 +809,14 @@
           <w:ilvl w:val="0"/>
           <w:numId w:val="2"/>
         </w:numPr>
-      </w:pPr>
-      <w:r>
+        <w:rPr>
+          <w:color w:val="000000" w:themeColor="text1"/>
+        </w:rPr>
+      </w:pPr>
+      <w:r>
+        <w:rPr>
+          <w:color w:val="000000" w:themeColor="text1"/>
+        </w:rPr>
         <w:t>Backpropagation: gradient descent and weight updates</w:t>
       </w:r>
     </w:p>
@@ -609,8 +827,14 @@
           <w:ilvl w:val="0"/>
           <w:numId w:val="2"/>
         </w:numPr>
-      </w:pPr>
-      <w:r>
+        <w:rPr>
+          <w:color w:val="000000" w:themeColor="text1"/>
+        </w:rPr>
+      </w:pPr>
+      <w:r>
+        <w:rPr>
+          <w:color w:val="000000" w:themeColor="text1"/>
+        </w:rPr>
         <w:t>Loss functions: MSE, Cross-Entropy</w:t>
       </w:r>
     </w:p>
@@ -621,8 +845,14 @@
           <w:ilvl w:val="0"/>
           <w:numId w:val="2"/>
         </w:numPr>
-      </w:pPr>
-      <w:r>
+        <w:rPr>
+          <w:color w:val="000000" w:themeColor="text1"/>
+        </w:rPr>
+      </w:pPr>
+      <w:r>
+        <w:rPr>
+          <w:color w:val="000000" w:themeColor="text1"/>
+        </w:rPr>
         <w:t>Optimizers: SGD, Adam, RMSprop</w:t>
       </w:r>
     </w:p>
@@ -633,8 +863,14 @@
           <w:ilvl w:val="0"/>
           <w:numId w:val="2"/>
         </w:numPr>
-      </w:pPr>
-      <w:r>
+        <w:rPr>
+          <w:color w:val="000000" w:themeColor="text1"/>
+        </w:rPr>
+      </w:pPr>
+      <w:r>
+        <w:rPr>
+          <w:color w:val="000000" w:themeColor="text1"/>
+        </w:rPr>
         <w:t>Overfitting and regularization techniques</w:t>
       </w:r>
     </w:p>
@@ -642,26 +878,42 @@
       <w:pPr>
         <w:pStyle w:val="Heading3"/>
         <w:spacing w:before="120" w:after="80"/>
-      </w:pPr>
-      <w:r>
+        <w:rPr>
+          <w:color w:val="000000" w:themeColor="text1"/>
+        </w:rPr>
+      </w:pPr>
+      <w:r>
+        <w:rPr>
+          <w:color w:val="000000" w:themeColor="text1"/>
+        </w:rPr>
         <w:t>Understanding Developed:</w:t>
       </w:r>
     </w:p>
     <w:p>
       <w:pPr>
         <w:spacing w:after="200"/>
-      </w:pPr>
-      <w:r>
+        <w:rPr>
+          <w:color w:val="000000" w:themeColor="text1"/>
+        </w:rPr>
+      </w:pPr>
+      <w:r>
+        <w:rPr>
+          <w:color w:val="000000" w:themeColor="text1"/>
+        </w:rPr>
         <w:t>Understood how neural networks learn through iterative weight adjustments. Learned the importance of choosing appropriate activation functions and optimizers. Recognized why deep learning excels at tasks like image recognition, which is directly applicable to the surveillance project.</w:t>
       </w:r>
     </w:p>
     <w:p>
       <w:pPr>
         <w:spacing w:after="200"/>
+        <w:rPr>
+          <w:color w:val="000000" w:themeColor="text1"/>
+        </w:rPr>
       </w:pPr>
       <w:r>
         <w:rPr>
           <w:noProof/>
+          <w:color w:val="000000" w:themeColor="text1"/>
         </w:rPr>
         <w:lastRenderedPageBreak/>
         <w:drawing>
@@ -711,8 +963,14 @@
       <w:pPr>
         <w:spacing w:after="200"/>
         <w:jc w:val="center"/>
-      </w:pPr>
-      <w:r>
+        <w:rPr>
+          <w:color w:val="000000" w:themeColor="text1"/>
+        </w:rPr>
+      </w:pPr>
+      <w:r>
+        <w:rPr>
+          <w:color w:val="000000" w:themeColor="text1"/>
+        </w:rPr>
         <w:t>Figure 1: Basic artificial neural network architecture showing input layer, hidden layers, and output layer with weighted connections.</w:t>
       </w:r>
     </w:p>
@@ -720,14 +978,23 @@
       <w:pPr>
         <w:spacing w:after="200"/>
         <w:jc w:val="center"/>
+        <w:rPr>
+          <w:color w:val="000000" w:themeColor="text1"/>
+        </w:rPr>
       </w:pPr>
     </w:p>
     <w:p>
       <w:pPr>
         <w:pStyle w:val="Heading2"/>
         <w:spacing w:before="200" w:after="100"/>
-      </w:pPr>
-      <w:r>
+        <w:rPr>
+          <w:color w:val="000000" w:themeColor="text1"/>
+        </w:rPr>
+      </w:pPr>
+      <w:r>
+        <w:rPr>
+          <w:color w:val="000000" w:themeColor="text1"/>
+        </w:rPr>
         <w:t>2. Week 6 Module: Artificial Neural Networks (ANN)</w:t>
       </w:r>
     </w:p>
@@ -735,24 +1002,42 @@
       <w:pPr>
         <w:pStyle w:val="Heading3"/>
         <w:spacing w:before="100" w:after="80"/>
-      </w:pPr>
-      <w:r>
+        <w:rPr>
+          <w:color w:val="000000" w:themeColor="text1"/>
+        </w:rPr>
+      </w:pPr>
+      <w:r>
+        <w:rPr>
+          <w:color w:val="000000" w:themeColor="text1"/>
+        </w:rPr>
         <w:t>Description:</w:t>
       </w:r>
     </w:p>
     <w:p>
       <w:pPr>
         <w:spacing w:after="100"/>
-      </w:pPr>
-      <w:r>
+        <w:rPr>
+          <w:color w:val="000000" w:themeColor="text1"/>
+        </w:rPr>
+      </w:pPr>
+      <w:r>
+        <w:rPr>
+          <w:color w:val="000000" w:themeColor="text1"/>
+        </w:rPr>
         <w:t xml:space="preserve">Participated in "Artificial Neural Networks (ANN)" session on March 2, 2026. Learned to build and train neural networks using TensorFlow and </w:t>
       </w:r>
       <w:proofErr w:type="spellStart"/>
       <w:r>
+        <w:rPr>
+          <w:color w:val="000000" w:themeColor="text1"/>
+        </w:rPr>
         <w:t>Keras</w:t>
       </w:r>
       <w:proofErr w:type="spellEnd"/>
       <w:r>
+        <w:rPr>
+          <w:color w:val="000000" w:themeColor="text1"/>
+        </w:rPr>
         <w:t xml:space="preserve"> frameworks with hands-on implementation.</w:t>
       </w:r>
     </w:p>
@@ -760,8 +1045,14 @@
       <w:pPr>
         <w:pStyle w:val="Heading3"/>
         <w:spacing w:before="100" w:after="80"/>
-      </w:pPr>
-      <w:r>
+        <w:rPr>
+          <w:color w:val="000000" w:themeColor="text1"/>
+        </w:rPr>
+      </w:pPr>
+      <w:r>
+        <w:rPr>
+          <w:color w:val="000000" w:themeColor="text1"/>
+        </w:rPr>
         <w:t>Key Topics Covered:</w:t>
       </w:r>
     </w:p>
@@ -772,16 +1063,28 @@
           <w:ilvl w:val="0"/>
           <w:numId w:val="2"/>
         </w:numPr>
-      </w:pPr>
-      <w:r>
+        <w:rPr>
+          <w:color w:val="000000" w:themeColor="text1"/>
+        </w:rPr>
+      </w:pPr>
+      <w:r>
+        <w:rPr>
+          <w:color w:val="000000" w:themeColor="text1"/>
+        </w:rPr>
         <w:t xml:space="preserve">Introduction to TensorFlow 2.x and </w:t>
       </w:r>
       <w:proofErr w:type="spellStart"/>
       <w:r>
+        <w:rPr>
+          <w:color w:val="000000" w:themeColor="text1"/>
+        </w:rPr>
         <w:t>Keras</w:t>
       </w:r>
       <w:proofErr w:type="spellEnd"/>
       <w:r>
+        <w:rPr>
+          <w:color w:val="000000" w:themeColor="text1"/>
+        </w:rPr>
         <w:t xml:space="preserve"> API</w:t>
       </w:r>
     </w:p>
@@ -792,8 +1095,14 @@
           <w:ilvl w:val="0"/>
           <w:numId w:val="2"/>
         </w:numPr>
-      </w:pPr>
-      <w:r>
+        <w:rPr>
+          <w:color w:val="000000" w:themeColor="text1"/>
+        </w:rPr>
+      </w:pPr>
+      <w:r>
+        <w:rPr>
+          <w:color w:val="000000" w:themeColor="text1"/>
+        </w:rPr>
         <w:t>Sequential model vs Functional API</w:t>
       </w:r>
     </w:p>
@@ -804,12 +1113,21 @@
           <w:ilvl w:val="0"/>
           <w:numId w:val="2"/>
         </w:numPr>
-      </w:pPr>
-      <w:r>
+        <w:rPr>
+          <w:color w:val="000000" w:themeColor="text1"/>
+        </w:rPr>
+      </w:pPr>
+      <w:r>
+        <w:rPr>
+          <w:color w:val="000000" w:themeColor="text1"/>
+        </w:rPr>
         <w:t xml:space="preserve">Adding layers: Dense, Dropout, </w:t>
       </w:r>
       <w:proofErr w:type="spellStart"/>
       <w:r>
+        <w:rPr>
+          <w:color w:val="000000" w:themeColor="text1"/>
+        </w:rPr>
         <w:t>BatchNormalization</w:t>
       </w:r>
       <w:proofErr w:type="spellEnd"/>
@@ -821,8 +1139,14 @@
           <w:ilvl w:val="0"/>
           <w:numId w:val="2"/>
         </w:numPr>
-      </w:pPr>
-      <w:r>
+        <w:rPr>
+          <w:color w:val="000000" w:themeColor="text1"/>
+        </w:rPr>
+      </w:pPr>
+      <w:r>
+        <w:rPr>
+          <w:color w:val="000000" w:themeColor="text1"/>
+        </w:rPr>
         <w:t>Compiling models: loss, optimizer, metrics</w:t>
       </w:r>
     </w:p>
@@ -833,16 +1157,28 @@
           <w:ilvl w:val="0"/>
           <w:numId w:val="2"/>
         </w:numPr>
-      </w:pPr>
-      <w:r>
+        <w:rPr>
+          <w:color w:val="000000" w:themeColor="text1"/>
+        </w:rPr>
+      </w:pPr>
+      <w:r>
+        <w:rPr>
+          <w:color w:val="000000" w:themeColor="text1"/>
+        </w:rPr>
         <w:t xml:space="preserve">Training models: </w:t>
       </w:r>
       <w:proofErr w:type="gramStart"/>
       <w:r>
+        <w:rPr>
+          <w:color w:val="000000" w:themeColor="text1"/>
+        </w:rPr>
         <w:t>fit(</w:t>
       </w:r>
       <w:proofErr w:type="gramEnd"/>
       <w:r>
+        <w:rPr>
+          <w:color w:val="000000" w:themeColor="text1"/>
+        </w:rPr>
         <w:t>), epochs, batch size</w:t>
       </w:r>
     </w:p>
@@ -853,8 +1189,14 @@
           <w:ilvl w:val="0"/>
           <w:numId w:val="2"/>
         </w:numPr>
-      </w:pPr>
-      <w:r>
+        <w:rPr>
+          <w:color w:val="000000" w:themeColor="text1"/>
+        </w:rPr>
+      </w:pPr>
+      <w:r>
+        <w:rPr>
+          <w:color w:val="000000" w:themeColor="text1"/>
+        </w:rPr>
         <w:t>Model evaluation and prediction</w:t>
       </w:r>
     </w:p>
@@ -865,20 +1207,35 @@
           <w:ilvl w:val="0"/>
           <w:numId w:val="2"/>
         </w:numPr>
-      </w:pPr>
-      <w:r>
+        <w:rPr>
+          <w:color w:val="000000" w:themeColor="text1"/>
+        </w:rPr>
+      </w:pPr>
+      <w:r>
+        <w:rPr>
+          <w:color w:val="000000" w:themeColor="text1"/>
+        </w:rPr>
         <w:t xml:space="preserve">Callbacks: </w:t>
       </w:r>
       <w:proofErr w:type="spellStart"/>
       <w:r>
+        <w:rPr>
+          <w:color w:val="000000" w:themeColor="text1"/>
+        </w:rPr>
         <w:t>EarlyStopping</w:t>
       </w:r>
       <w:proofErr w:type="spellEnd"/>
       <w:r>
+        <w:rPr>
+          <w:color w:val="000000" w:themeColor="text1"/>
+        </w:rPr>
         <w:t xml:space="preserve">, </w:t>
       </w:r>
       <w:proofErr w:type="spellStart"/>
       <w:r>
+        <w:rPr>
+          <w:color w:val="000000" w:themeColor="text1"/>
+        </w:rPr>
         <w:t>ModelCheckpoint</w:t>
       </w:r>
       <w:proofErr w:type="spellEnd"/>
@@ -890,8 +1247,14 @@
           <w:ilvl w:val="0"/>
           <w:numId w:val="2"/>
         </w:numPr>
-      </w:pPr>
-      <w:r>
+        <w:rPr>
+          <w:color w:val="000000" w:themeColor="text1"/>
+        </w:rPr>
+      </w:pPr>
+      <w:r>
+        <w:rPr>
+          <w:color w:val="000000" w:themeColor="text1"/>
+        </w:rPr>
         <w:t>Visualization: training history plots</w:t>
       </w:r>
     </w:p>
@@ -902,8 +1265,14 @@
           <w:ilvl w:val="0"/>
           <w:numId w:val="2"/>
         </w:numPr>
-      </w:pPr>
-      <w:r>
+        <w:rPr>
+          <w:color w:val="000000" w:themeColor="text1"/>
+        </w:rPr>
+      </w:pPr>
+      <w:r>
+        <w:rPr>
+          <w:color w:val="000000" w:themeColor="text1"/>
+        </w:rPr>
         <w:t>Hyperparameter tuning for neural networks</w:t>
       </w:r>
     </w:p>
@@ -911,42 +1280,70 @@
       <w:pPr>
         <w:pStyle w:val="Heading3"/>
         <w:spacing w:before="120" w:after="80"/>
-      </w:pPr>
-      <w:r>
+        <w:rPr>
+          <w:color w:val="000000" w:themeColor="text1"/>
+        </w:rPr>
+      </w:pPr>
+      <w:r>
+        <w:rPr>
+          <w:color w:val="000000" w:themeColor="text1"/>
+        </w:rPr>
         <w:t>Hands-on Practice:</w:t>
       </w:r>
     </w:p>
     <w:p>
       <w:pPr>
         <w:spacing w:after="200"/>
-      </w:pPr>
-      <w:r>
+        <w:rPr>
+          <w:color w:val="000000" w:themeColor="text1"/>
+        </w:rPr>
+      </w:pPr>
+      <w:r>
+        <w:rPr>
+          <w:color w:val="000000" w:themeColor="text1"/>
+        </w:rPr>
         <w:t xml:space="preserve">Built feedforward neural network for MNIST digit classification. Created multi-layer architecture with 784 input neurons, two hidden layers (128 and 64 neurons), and 10 output neurons. Used </w:t>
       </w:r>
       <w:proofErr w:type="spellStart"/>
       <w:r>
+        <w:rPr>
+          <w:color w:val="000000" w:themeColor="text1"/>
+        </w:rPr>
         <w:t>ReLU</w:t>
       </w:r>
       <w:proofErr w:type="spellEnd"/>
       <w:r>
+        <w:rPr>
+          <w:color w:val="000000" w:themeColor="text1"/>
+        </w:rPr>
         <w:t xml:space="preserve"> activation in hidden layers and </w:t>
       </w:r>
       <w:proofErr w:type="spellStart"/>
       <w:r>
+        <w:rPr>
+          <w:color w:val="000000" w:themeColor="text1"/>
+        </w:rPr>
         <w:t>Softmax</w:t>
       </w:r>
       <w:proofErr w:type="spellEnd"/>
       <w:r>
+        <w:rPr>
+          <w:color w:val="000000" w:themeColor="text1"/>
+        </w:rPr>
         <w:t xml:space="preserve"> for output. Achieved 97% accuracy on test set. Practiced with different optimizers and learning rates to understand their impact on training.</w:t>
       </w:r>
     </w:p>
     <w:p>
       <w:pPr>
         <w:spacing w:after="200"/>
+        <w:rPr>
+          <w:color w:val="000000" w:themeColor="text1"/>
+        </w:rPr>
       </w:pPr>
       <w:r>
         <w:rPr>
           <w:noProof/>
+          <w:color w:val="000000" w:themeColor="text1"/>
         </w:rPr>
         <w:lastRenderedPageBreak/>
         <w:drawing>
@@ -996,8 +1393,14 @@
       <w:pPr>
         <w:spacing w:after="200"/>
         <w:jc w:val="center"/>
-      </w:pPr>
-      <w:r>
+        <w:rPr>
+          <w:color w:val="000000" w:themeColor="text1"/>
+        </w:rPr>
+      </w:pPr>
+      <w:r>
+        <w:rPr>
+          <w:color w:val="000000" w:themeColor="text1"/>
+        </w:rPr>
         <w:t>Figure 2: Neural network training process showing forward propagation, loss calculation, and backpropagation for weight updates.</w:t>
       </w:r>
     </w:p>
@@ -1005,22 +1408,37 @@
       <w:pPr>
         <w:spacing w:after="200"/>
         <w:jc w:val="center"/>
+        <w:rPr>
+          <w:color w:val="000000" w:themeColor="text1"/>
+        </w:rPr>
       </w:pPr>
     </w:p>
     <w:p>
       <w:pPr>
         <w:pStyle w:val="Heading2"/>
         <w:spacing w:before="200" w:after="100"/>
-      </w:pPr>
-      <w:r>
+        <w:rPr>
+          <w:color w:val="000000" w:themeColor="text1"/>
+        </w:rPr>
+      </w:pPr>
+      <w:r>
+        <w:rPr>
+          <w:color w:val="000000" w:themeColor="text1"/>
+        </w:rPr>
         <w:t xml:space="preserve">3. TensorFlow and </w:t>
       </w:r>
       <w:proofErr w:type="spellStart"/>
       <w:r>
+        <w:rPr>
+          <w:color w:val="000000" w:themeColor="text1"/>
+        </w:rPr>
         <w:t>Keras</w:t>
       </w:r>
       <w:proofErr w:type="spellEnd"/>
       <w:r>
+        <w:rPr>
+          <w:color w:val="000000" w:themeColor="text1"/>
+        </w:rPr>
         <w:t xml:space="preserve"> Environment Setup</w:t>
       </w:r>
     </w:p>
@@ -1028,32 +1446,56 @@
       <w:pPr>
         <w:pStyle w:val="Heading3"/>
         <w:spacing w:before="100" w:after="80"/>
-      </w:pPr>
-      <w:r>
+        <w:rPr>
+          <w:color w:val="000000" w:themeColor="text1"/>
+        </w:rPr>
+      </w:pPr>
+      <w:r>
+        <w:rPr>
+          <w:color w:val="000000" w:themeColor="text1"/>
+        </w:rPr>
         <w:t>Description:</w:t>
       </w:r>
     </w:p>
     <w:p>
       <w:pPr>
         <w:spacing w:after="100"/>
-      </w:pPr>
-      <w:r>
+        <w:rPr>
+          <w:color w:val="000000" w:themeColor="text1"/>
+        </w:rPr>
+      </w:pPr>
+      <w:r>
+        <w:rPr>
+          <w:color w:val="000000" w:themeColor="text1"/>
+        </w:rPr>
         <w:t xml:space="preserve">Installed and configured deep learning environment with TensorFlow, </w:t>
       </w:r>
       <w:proofErr w:type="spellStart"/>
       <w:r>
+        <w:rPr>
+          <w:color w:val="000000" w:themeColor="text1"/>
+        </w:rPr>
         <w:t>Keras</w:t>
       </w:r>
       <w:proofErr w:type="spellEnd"/>
       <w:r>
+        <w:rPr>
+          <w:color w:val="000000" w:themeColor="text1"/>
+        </w:rPr>
         <w:t xml:space="preserve">, and related libraries. Setup both local environment and Google </w:t>
       </w:r>
       <w:proofErr w:type="spellStart"/>
       <w:r>
+        <w:rPr>
+          <w:color w:val="000000" w:themeColor="text1"/>
+        </w:rPr>
         <w:t>Colab</w:t>
       </w:r>
       <w:proofErr w:type="spellEnd"/>
       <w:r>
+        <w:rPr>
+          <w:color w:val="000000" w:themeColor="text1"/>
+        </w:rPr>
         <w:t xml:space="preserve"> for GPU-accelerated training.</w:t>
       </w:r>
     </w:p>
@@ -1061,8 +1503,14 @@
       <w:pPr>
         <w:pStyle w:val="Heading3"/>
         <w:spacing w:before="100" w:after="80"/>
-      </w:pPr>
-      <w:r>
+        <w:rPr>
+          <w:color w:val="000000" w:themeColor="text1"/>
+        </w:rPr>
+      </w:pPr>
+      <w:r>
+        <w:rPr>
+          <w:color w:val="000000" w:themeColor="text1"/>
+        </w:rPr>
         <w:t>Setup Completed:</w:t>
       </w:r>
     </w:p>
@@ -1073,8 +1521,14 @@
           <w:ilvl w:val="0"/>
           <w:numId w:val="2"/>
         </w:numPr>
-      </w:pPr>
-      <w:r>
+        <w:rPr>
+          <w:color w:val="000000" w:themeColor="text1"/>
+        </w:rPr>
+      </w:pPr>
+      <w:r>
+        <w:rPr>
+          <w:color w:val="000000" w:themeColor="text1"/>
+        </w:rPr>
         <w:t>Installed TensorFlow 2.15 with GPU support</w:t>
       </w:r>
     </w:p>
@@ -1085,16 +1539,28 @@
           <w:ilvl w:val="0"/>
           <w:numId w:val="2"/>
         </w:numPr>
-      </w:pPr>
-      <w:r>
+        <w:rPr>
+          <w:color w:val="000000" w:themeColor="text1"/>
+        </w:rPr>
+      </w:pPr>
+      <w:r>
+        <w:rPr>
+          <w:color w:val="000000" w:themeColor="text1"/>
+        </w:rPr>
         <w:t xml:space="preserve">Verified CUDA and </w:t>
       </w:r>
       <w:proofErr w:type="spellStart"/>
       <w:r>
+        <w:rPr>
+          <w:color w:val="000000" w:themeColor="text1"/>
+        </w:rPr>
         <w:t>cuDNN</w:t>
       </w:r>
       <w:proofErr w:type="spellEnd"/>
       <w:r>
+        <w:rPr>
+          <w:color w:val="000000" w:themeColor="text1"/>
+        </w:rPr>
         <w:t xml:space="preserve"> installation (for GPU acceleration)</w:t>
       </w:r>
     </w:p>
@@ -1105,16 +1571,28 @@
           <w:ilvl w:val="0"/>
           <w:numId w:val="2"/>
         </w:numPr>
-      </w:pPr>
-      <w:r>
+        <w:rPr>
+          <w:color w:val="000000" w:themeColor="text1"/>
+        </w:rPr>
+      </w:pPr>
+      <w:r>
+        <w:rPr>
+          <w:color w:val="000000" w:themeColor="text1"/>
+        </w:rPr>
         <w:t xml:space="preserve">Setup Google </w:t>
       </w:r>
       <w:proofErr w:type="spellStart"/>
       <w:r>
+        <w:rPr>
+          <w:color w:val="000000" w:themeColor="text1"/>
+        </w:rPr>
         <w:t>Colab</w:t>
       </w:r>
       <w:proofErr w:type="spellEnd"/>
       <w:r>
+        <w:rPr>
+          <w:color w:val="000000" w:themeColor="text1"/>
+        </w:rPr>
         <w:t xml:space="preserve"> account for cloud GPU access</w:t>
       </w:r>
     </w:p>
@@ -1125,16 +1603,28 @@
           <w:ilvl w:val="0"/>
           <w:numId w:val="2"/>
         </w:numPr>
-      </w:pPr>
-      <w:r>
+        <w:rPr>
+          <w:color w:val="000000" w:themeColor="text1"/>
+        </w:rPr>
+      </w:pPr>
+      <w:r>
+        <w:rPr>
+          <w:color w:val="000000" w:themeColor="text1"/>
+        </w:rPr>
         <w:t xml:space="preserve">Installed supporting libraries: </w:t>
       </w:r>
       <w:proofErr w:type="spellStart"/>
       <w:r>
+        <w:rPr>
+          <w:color w:val="000000" w:themeColor="text1"/>
+        </w:rPr>
         <w:t>numpy</w:t>
       </w:r>
       <w:proofErr w:type="spellEnd"/>
       <w:r>
+        <w:rPr>
+          <w:color w:val="000000" w:themeColor="text1"/>
+        </w:rPr>
         <w:t>, matplotlib, seaborn, PIL</w:t>
       </w:r>
     </w:p>
@@ -1145,24 +1635,42 @@
           <w:ilvl w:val="0"/>
           <w:numId w:val="2"/>
         </w:numPr>
-      </w:pPr>
-      <w:r>
+        <w:rPr>
+          <w:color w:val="000000" w:themeColor="text1"/>
+        </w:rPr>
+      </w:pPr>
+      <w:r>
+        <w:rPr>
+          <w:color w:val="000000" w:themeColor="text1"/>
+        </w:rPr>
         <w:t xml:space="preserve">Tested GPU availability with </w:t>
       </w:r>
       <w:proofErr w:type="spellStart"/>
       <w:r>
+        <w:rPr>
+          <w:color w:val="000000" w:themeColor="text1"/>
+        </w:rPr>
         <w:t>tf.</w:t>
       </w:r>
       <w:proofErr w:type="gramStart"/>
       <w:r>
+        <w:rPr>
+          <w:color w:val="000000" w:themeColor="text1"/>
+        </w:rPr>
         <w:t>config.list</w:t>
       </w:r>
       <w:proofErr w:type="gramEnd"/>
       <w:r>
+        <w:rPr>
+          <w:color w:val="000000" w:themeColor="text1"/>
+        </w:rPr>
         <w:t>_physical_devices</w:t>
       </w:r>
       <w:proofErr w:type="spellEnd"/>
       <w:r>
+        <w:rPr>
+          <w:color w:val="000000" w:themeColor="text1"/>
+        </w:rPr>
         <w:t>('GPU')</w:t>
       </w:r>
     </w:p>
@@ -1173,30 +1681,51 @@
           <w:ilvl w:val="0"/>
           <w:numId w:val="2"/>
         </w:numPr>
-      </w:pPr>
-      <w:r>
+        <w:rPr>
+          <w:color w:val="000000" w:themeColor="text1"/>
+        </w:rPr>
+      </w:pPr>
+      <w:r>
+        <w:rPr>
+          <w:color w:val="000000" w:themeColor="text1"/>
+        </w:rPr>
         <w:t xml:space="preserve">Created </w:t>
       </w:r>
       <w:proofErr w:type="spellStart"/>
       <w:r>
+        <w:rPr>
+          <w:color w:val="000000" w:themeColor="text1"/>
+        </w:rPr>
         <w:t>Jupyter</w:t>
       </w:r>
       <w:proofErr w:type="spellEnd"/>
       <w:r>
+        <w:rPr>
+          <w:color w:val="000000" w:themeColor="text1"/>
+        </w:rPr>
         <w:t xml:space="preserve"> notebooks for practice exercises</w:t>
       </w:r>
     </w:p>
     <w:p>
       <w:pPr>
         <w:spacing w:after="200"/>
+        <w:rPr>
+          <w:color w:val="000000" w:themeColor="text1"/>
+        </w:rPr>
       </w:pPr>
     </w:p>
     <w:p>
       <w:pPr>
         <w:pStyle w:val="Heading2"/>
         <w:spacing w:before="200" w:after="100"/>
-      </w:pPr>
-      <w:r>
+        <w:rPr>
+          <w:color w:val="000000" w:themeColor="text1"/>
+        </w:rPr>
+      </w:pPr>
+      <w:r>
+        <w:rPr>
+          <w:color w:val="000000" w:themeColor="text1"/>
+        </w:rPr>
         <w:t>4. Week 7 Preview: Introduction to CNN</w:t>
       </w:r>
     </w:p>
@@ -1204,16 +1733,28 @@
       <w:pPr>
         <w:pStyle w:val="Heading3"/>
         <w:spacing w:before="100" w:after="80"/>
-      </w:pPr>
-      <w:r>
+        <w:rPr>
+          <w:color w:val="000000" w:themeColor="text1"/>
+        </w:rPr>
+      </w:pPr>
+      <w:r>
+        <w:rPr>
+          <w:color w:val="000000" w:themeColor="text1"/>
+        </w:rPr>
         <w:t>Description:</w:t>
       </w:r>
     </w:p>
     <w:p>
       <w:pPr>
         <w:spacing w:after="100"/>
-      </w:pPr>
-      <w:r>
+        <w:rPr>
+          <w:color w:val="000000" w:themeColor="text1"/>
+        </w:rPr>
+      </w:pPr>
+      <w:r>
+        <w:rPr>
+          <w:color w:val="000000" w:themeColor="text1"/>
+        </w:rPr>
         <w:t>Attended introductory session on "Convolutional Neural Networks (CNN)" on March 6, 2026. This session provided foundation for understanding CNNs, which are crucial for image-based tasks and object detection.</w:t>
       </w:r>
     </w:p>
@@ -1221,8 +1762,14 @@
       <w:pPr>
         <w:pStyle w:val="Heading3"/>
         <w:spacing w:before="100" w:after="80"/>
-      </w:pPr>
-      <w:r>
+        <w:rPr>
+          <w:color w:val="000000" w:themeColor="text1"/>
+        </w:rPr>
+      </w:pPr>
+      <w:r>
+        <w:rPr>
+          <w:color w:val="000000" w:themeColor="text1"/>
+        </w:rPr>
         <w:t>Key Topics Covered:</w:t>
       </w:r>
     </w:p>
@@ -1233,8 +1780,14 @@
           <w:ilvl w:val="0"/>
           <w:numId w:val="2"/>
         </w:numPr>
-      </w:pPr>
-      <w:r>
+        <w:rPr>
+          <w:color w:val="000000" w:themeColor="text1"/>
+        </w:rPr>
+      </w:pPr>
+      <w:r>
+        <w:rPr>
+          <w:color w:val="000000" w:themeColor="text1"/>
+        </w:rPr>
         <w:t>Limitations of fully connected networks for images</w:t>
       </w:r>
     </w:p>
@@ -1245,8 +1798,14 @@
           <w:ilvl w:val="0"/>
           <w:numId w:val="2"/>
         </w:numPr>
-      </w:pPr>
-      <w:r>
+        <w:rPr>
+          <w:color w:val="000000" w:themeColor="text1"/>
+        </w:rPr>
+      </w:pPr>
+      <w:r>
+        <w:rPr>
+          <w:color w:val="000000" w:themeColor="text1"/>
+        </w:rPr>
         <w:t>Convolution operation and feature maps</w:t>
       </w:r>
     </w:p>
@@ -1257,8 +1816,14 @@
           <w:ilvl w:val="0"/>
           <w:numId w:val="2"/>
         </w:numPr>
-      </w:pPr>
-      <w:r>
+        <w:rPr>
+          <w:color w:val="000000" w:themeColor="text1"/>
+        </w:rPr>
+      </w:pPr>
+      <w:r>
+        <w:rPr>
+          <w:color w:val="000000" w:themeColor="text1"/>
+        </w:rPr>
         <w:t>Convolutional layers: filters, kernels, strides</w:t>
       </w:r>
     </w:p>
@@ -1269,8 +1834,14 @@
           <w:ilvl w:val="0"/>
           <w:numId w:val="2"/>
         </w:numPr>
-      </w:pPr>
-      <w:r>
+        <w:rPr>
+          <w:color w:val="000000" w:themeColor="text1"/>
+        </w:rPr>
+      </w:pPr>
+      <w:r>
+        <w:rPr>
+          <w:color w:val="000000" w:themeColor="text1"/>
+        </w:rPr>
         <w:t>Pooling layers: Max Pooling, Average Pooling</w:t>
       </w:r>
     </w:p>
@@ -1281,17 +1852,28 @@
           <w:ilvl w:val="0"/>
           <w:numId w:val="2"/>
         </w:numPr>
-      </w:pPr>
-      <w:r>
-        <w:lastRenderedPageBreak/>
+        <w:rPr>
+          <w:color w:val="000000" w:themeColor="text1"/>
+        </w:rPr>
+      </w:pPr>
+      <w:r>
+        <w:rPr>
+          <w:color w:val="000000" w:themeColor="text1"/>
+        </w:rPr>
         <w:t xml:space="preserve">CNN architecture: Conv → </w:t>
       </w:r>
       <w:proofErr w:type="spellStart"/>
       <w:r>
+        <w:rPr>
+          <w:color w:val="000000" w:themeColor="text1"/>
+        </w:rPr>
         <w:t>ReLU</w:t>
       </w:r>
       <w:proofErr w:type="spellEnd"/>
       <w:r>
+        <w:rPr>
+          <w:color w:val="000000" w:themeColor="text1"/>
+        </w:rPr>
         <w:t xml:space="preserve"> → Pool → Flatten → Dense</w:t>
       </w:r>
     </w:p>
@@ -1302,8 +1884,14 @@
           <w:ilvl w:val="0"/>
           <w:numId w:val="2"/>
         </w:numPr>
-      </w:pPr>
-      <w:r>
+        <w:rPr>
+          <w:color w:val="000000" w:themeColor="text1"/>
+        </w:rPr>
+      </w:pPr>
+      <w:r>
+        <w:rPr>
+          <w:color w:val="000000" w:themeColor="text1"/>
+        </w:rPr>
         <w:t>Parameter sharing and spatial hierarchy</w:t>
       </w:r>
     </w:p>
@@ -1314,16 +1902,28 @@
           <w:ilvl w:val="0"/>
           <w:numId w:val="2"/>
         </w:numPr>
-      </w:pPr>
-      <w:r>
+        <w:rPr>
+          <w:color w:val="000000" w:themeColor="text1"/>
+        </w:rPr>
+      </w:pPr>
+      <w:r>
+        <w:rPr>
+          <w:color w:val="000000" w:themeColor="text1"/>
+        </w:rPr>
         <w:t xml:space="preserve">Famous CNN architectures: LeNet, </w:t>
       </w:r>
       <w:proofErr w:type="spellStart"/>
       <w:r>
+        <w:rPr>
+          <w:color w:val="000000" w:themeColor="text1"/>
+        </w:rPr>
         <w:t>AlexNet</w:t>
       </w:r>
       <w:proofErr w:type="spellEnd"/>
       <w:r>
+        <w:rPr>
+          <w:color w:val="000000" w:themeColor="text1"/>
+        </w:rPr>
         <w:t>, VGG</w:t>
       </w:r>
     </w:p>
@@ -1334,8 +1934,14 @@
           <w:ilvl w:val="0"/>
           <w:numId w:val="2"/>
         </w:numPr>
-      </w:pPr>
-      <w:r>
+        <w:rPr>
+          <w:color w:val="000000" w:themeColor="text1"/>
+        </w:rPr>
+      </w:pPr>
+      <w:r>
+        <w:rPr>
+          <w:color w:val="000000" w:themeColor="text1"/>
+        </w:rPr>
         <w:t>Applications in image classification and object detection</w:t>
       </w:r>
     </w:p>
@@ -1343,29 +1949,46 @@
       <w:pPr>
         <w:pStyle w:val="Heading3"/>
         <w:spacing w:before="120" w:after="80"/>
-      </w:pPr>
-      <w:r>
+        <w:rPr>
+          <w:color w:val="000000" w:themeColor="text1"/>
+        </w:rPr>
+      </w:pPr>
+      <w:r>
+        <w:rPr>
+          <w:color w:val="000000" w:themeColor="text1"/>
+        </w:rPr>
+        <w:lastRenderedPageBreak/>
         <w:t>Understanding Gained:</w:t>
       </w:r>
     </w:p>
     <w:p>
       <w:pPr>
         <w:spacing w:after="200"/>
-      </w:pPr>
-      <w:r>
+        <w:rPr>
+          <w:color w:val="000000" w:themeColor="text1"/>
+        </w:rPr>
+      </w:pPr>
+      <w:r>
+        <w:rPr>
+          <w:color w:val="000000" w:themeColor="text1"/>
+        </w:rPr>
         <w:t>Understood why CNNs are superior for image tasks - they preserve spatial relationships and detect features regardless of position. Recognized how convolutional layers automatically learn features like edges, textures, and complex patterns. This knowledge is essential for implementing YOLOv8, which is built on CNN architecture.</w:t>
       </w:r>
     </w:p>
     <w:p>
       <w:pPr>
         <w:spacing w:after="200"/>
+        <w:rPr>
+          <w:color w:val="000000" w:themeColor="text1"/>
+        </w:rPr>
       </w:pPr>
       <w:r>
         <w:rPr>
           <w:noProof/>
+          <w:color w:val="000000" w:themeColor="text1"/>
         </w:rPr>
         <w:drawing>
-          <wp:inline distT="0" distB="0" distL="0" distR="0" wp14:anchorId="3766C2EF" wp14:editId="4C6DE5D2">
+          <wp:inline distT="0" distB="0" distL="0" distR="0" wp14:anchorId="3766C2EF" wp14:editId="66AAE5F1">
             <wp:extent cx="6339840" cy="3566160"/>
             <wp:effectExtent l="0" t="0" r="3810" b="0"/>
             <wp:docPr id="882726692" name="Picture 3"/>
@@ -1411,8 +2034,14 @@
       <w:pPr>
         <w:spacing w:after="200"/>
         <w:jc w:val="center"/>
-      </w:pPr>
-      <w:r>
+        <w:rPr>
+          <w:color w:val="000000" w:themeColor="text1"/>
+        </w:rPr>
+      </w:pPr>
+      <w:r>
+        <w:rPr>
+          <w:color w:val="000000" w:themeColor="text1"/>
+        </w:rPr>
         <w:t>Figure 3: Convolutional Neural Network architecture illustrating convolution, pooling, flattening, and dense layers for image classification.</w:t>
       </w:r>
     </w:p>
@@ -1420,14 +2049,23 @@
       <w:pPr>
         <w:spacing w:after="200"/>
         <w:jc w:val="center"/>
+        <w:rPr>
+          <w:color w:val="000000" w:themeColor="text1"/>
+        </w:rPr>
       </w:pPr>
     </w:p>
     <w:p>
       <w:pPr>
         <w:pStyle w:val="Heading2"/>
         <w:spacing w:before="200" w:after="100"/>
-      </w:pPr>
-      <w:r>
+        <w:rPr>
+          <w:color w:val="000000" w:themeColor="text1"/>
+        </w:rPr>
+      </w:pPr>
+      <w:r>
+        <w:rPr>
+          <w:color w:val="000000" w:themeColor="text1"/>
+        </w:rPr>
         <w:t>5. Deep Learning Assignment Completion</w:t>
       </w:r>
     </w:p>
@@ -1435,24 +2073,42 @@
       <w:pPr>
         <w:pStyle w:val="Heading3"/>
         <w:spacing w:before="100" w:after="80"/>
-      </w:pPr>
-      <w:r>
+        <w:rPr>
+          <w:color w:val="000000" w:themeColor="text1"/>
+        </w:rPr>
+      </w:pPr>
+      <w:r>
+        <w:rPr>
+          <w:color w:val="000000" w:themeColor="text1"/>
+        </w:rPr>
         <w:t>Description:</w:t>
       </w:r>
     </w:p>
     <w:p>
       <w:pPr>
         <w:spacing w:after="100"/>
-      </w:pPr>
-      <w:r>
+        <w:rPr>
+          <w:color w:val="000000" w:themeColor="text1"/>
+        </w:rPr>
+      </w:pPr>
+      <w:r>
+        <w:rPr>
+          <w:color w:val="000000" w:themeColor="text1"/>
+        </w:rPr>
         <w:t>Completed comprehensive deep learning assignment covering neural network implementation, training, and evaluation using TensorFlow/</w:t>
       </w:r>
       <w:proofErr w:type="spellStart"/>
       <w:r>
+        <w:rPr>
+          <w:color w:val="000000" w:themeColor="text1"/>
+        </w:rPr>
         <w:t>Keras</w:t>
       </w:r>
       <w:proofErr w:type="spellEnd"/>
       <w:r>
+        <w:rPr>
+          <w:color w:val="000000" w:themeColor="text1"/>
+        </w:rPr>
         <w:t>.</w:t>
       </w:r>
     </w:p>
@@ -1460,8 +2116,14 @@
       <w:pPr>
         <w:pStyle w:val="Heading3"/>
         <w:spacing w:before="100" w:after="80"/>
-      </w:pPr>
-      <w:r>
+        <w:rPr>
+          <w:color w:val="000000" w:themeColor="text1"/>
+        </w:rPr>
+      </w:pPr>
+      <w:r>
+        <w:rPr>
+          <w:color w:val="000000" w:themeColor="text1"/>
+        </w:rPr>
         <w:t>Assignment Tasks:</w:t>
       </w:r>
     </w:p>
@@ -1472,8 +2134,14 @@
           <w:ilvl w:val="0"/>
           <w:numId w:val="2"/>
         </w:numPr>
-      </w:pPr>
-      <w:r>
+        <w:rPr>
+          <w:color w:val="000000" w:themeColor="text1"/>
+        </w:rPr>
+      </w:pPr>
+      <w:r>
+        <w:rPr>
+          <w:color w:val="000000" w:themeColor="text1"/>
+        </w:rPr>
         <w:t>Task 1: Build ANN for binary classification (2 classes)</w:t>
       </w:r>
     </w:p>
@@ -1484,8 +2152,14 @@
           <w:ilvl w:val="0"/>
           <w:numId w:val="2"/>
         </w:numPr>
-      </w:pPr>
-      <w:r>
+        <w:rPr>
+          <w:color w:val="000000" w:themeColor="text1"/>
+        </w:rPr>
+      </w:pPr>
+      <w:r>
+        <w:rPr>
+          <w:color w:val="000000" w:themeColor="text1"/>
+        </w:rPr>
         <w:t>Task 2: Build ANN for multi-class classification (MNIST dataset)</w:t>
       </w:r>
     </w:p>
@@ -1496,8 +2170,14 @@
           <w:ilvl w:val="0"/>
           <w:numId w:val="2"/>
         </w:numPr>
-      </w:pPr>
-      <w:r>
+        <w:rPr>
+          <w:color w:val="000000" w:themeColor="text1"/>
+        </w:rPr>
+      </w:pPr>
+      <w:r>
+        <w:rPr>
+          <w:color w:val="000000" w:themeColor="text1"/>
+        </w:rPr>
         <w:t>Task 3: Implement regularization techniques (Dropout, L2)</w:t>
       </w:r>
     </w:p>
@@ -1508,8 +2188,14 @@
           <w:ilvl w:val="0"/>
           <w:numId w:val="2"/>
         </w:numPr>
-      </w:pPr>
-      <w:r>
+        <w:rPr>
+          <w:color w:val="000000" w:themeColor="text1"/>
+        </w:rPr>
+      </w:pPr>
+      <w:r>
+        <w:rPr>
+          <w:color w:val="000000" w:themeColor="text1"/>
+        </w:rPr>
         <w:t>Task 4: Compare different optimizers (SGD, Adam, RMSprop)</w:t>
       </w:r>
     </w:p>
@@ -1520,8 +2206,14 @@
           <w:ilvl w:val="0"/>
           <w:numId w:val="2"/>
         </w:numPr>
-      </w:pPr>
-      <w:r>
+        <w:rPr>
+          <w:color w:val="000000" w:themeColor="text1"/>
+        </w:rPr>
+      </w:pPr>
+      <w:r>
+        <w:rPr>
+          <w:color w:val="000000" w:themeColor="text1"/>
+        </w:rPr>
         <w:t>Task 5: Visualize training history (loss and accuracy curves)</w:t>
       </w:r>
     </w:p>
@@ -1532,8 +2224,14 @@
           <w:ilvl w:val="0"/>
           <w:numId w:val="2"/>
         </w:numPr>
-      </w:pPr>
-      <w:r>
+        <w:rPr>
+          <w:color w:val="000000" w:themeColor="text1"/>
+        </w:rPr>
+      </w:pPr>
+      <w:r>
+        <w:rPr>
+          <w:color w:val="000000" w:themeColor="text1"/>
+        </w:rPr>
         <w:t>Task 6: Save and load trained models</w:t>
       </w:r>
     </w:p>
@@ -1544,26 +2242,42 @@
           <w:ilvl w:val="0"/>
           <w:numId w:val="2"/>
         </w:numPr>
-      </w:pPr>
-      <w:r>
+        <w:rPr>
+          <w:color w:val="000000" w:themeColor="text1"/>
+        </w:rPr>
+      </w:pPr>
+      <w:r>
+        <w:rPr>
+          <w:color w:val="000000" w:themeColor="text1"/>
+        </w:rPr>
         <w:t xml:space="preserve">Submitted </w:t>
       </w:r>
       <w:proofErr w:type="spellStart"/>
       <w:r>
+        <w:rPr>
+          <w:color w:val="000000" w:themeColor="text1"/>
+        </w:rPr>
         <w:t>Jupyter</w:t>
       </w:r>
       <w:proofErr w:type="spellEnd"/>
       <w:r>
+        <w:rPr>
+          <w:color w:val="000000" w:themeColor="text1"/>
+        </w:rPr>
         <w:t xml:space="preserve"> notebook with complete implementation</w:t>
       </w:r>
     </w:p>
     <w:p>
       <w:pPr>
         <w:spacing w:after="200"/>
+        <w:rPr>
+          <w:color w:val="000000" w:themeColor="text1"/>
+        </w:rPr>
       </w:pPr>
       <w:r>
         <w:rPr>
           <w:noProof/>
+          <w:color w:val="000000" w:themeColor="text1"/>
         </w:rPr>
         <w:lastRenderedPageBreak/>
         <w:drawing>
@@ -1613,8 +2327,14 @@
       <w:pPr>
         <w:spacing w:after="200"/>
         <w:jc w:val="center"/>
-      </w:pPr>
-      <w:r>
+        <w:rPr>
+          <w:color w:val="000000" w:themeColor="text1"/>
+        </w:rPr>
+      </w:pPr>
+      <w:r>
+        <w:rPr>
+          <w:color w:val="000000" w:themeColor="text1"/>
+        </w:rPr>
         <w:t>Figure 4: Training and validation accuracy/loss curves used to evaluate neural network performance and detect overfitting.</w:t>
       </w:r>
     </w:p>
@@ -1622,14 +2342,23 @@
       <w:pPr>
         <w:spacing w:after="200"/>
         <w:jc w:val="center"/>
+        <w:rPr>
+          <w:color w:val="000000" w:themeColor="text1"/>
+        </w:rPr>
       </w:pPr>
     </w:p>
     <w:p>
       <w:pPr>
         <w:pStyle w:val="Heading2"/>
         <w:spacing w:before="200" w:after="100"/>
-      </w:pPr>
-      <w:r>
+        <w:rPr>
+          <w:color w:val="000000" w:themeColor="text1"/>
+        </w:rPr>
+      </w:pPr>
+      <w:r>
+        <w:rPr>
+          <w:color w:val="000000" w:themeColor="text1"/>
+        </w:rPr>
         <w:t>6. GTU Project - Research on YOLOv8 Architecture</w:t>
       </w:r>
     </w:p>
@@ -1637,16 +2366,28 @@
       <w:pPr>
         <w:pStyle w:val="Heading3"/>
         <w:spacing w:before="100" w:after="80"/>
-      </w:pPr>
-      <w:r>
+        <w:rPr>
+          <w:color w:val="000000" w:themeColor="text1"/>
+        </w:rPr>
+      </w:pPr>
+      <w:r>
+        <w:rPr>
+          <w:color w:val="000000" w:themeColor="text1"/>
+        </w:rPr>
         <w:t>Description:</w:t>
       </w:r>
     </w:p>
     <w:p>
       <w:pPr>
         <w:spacing w:after="100"/>
-      </w:pPr>
-      <w:r>
+        <w:rPr>
+          <w:color w:val="000000" w:themeColor="text1"/>
+        </w:rPr>
+      </w:pPr>
+      <w:r>
+        <w:rPr>
+          <w:color w:val="000000" w:themeColor="text1"/>
+        </w:rPr>
         <w:t>Started researching YOLOv8 architecture and object detection concepts. Primary focus remained on completing deep learning modules, with project implementation planned for Week 7-8 after CNN mastery.</w:t>
       </w:r>
     </w:p>
@@ -1654,8 +2395,14 @@
       <w:pPr>
         <w:pStyle w:val="Heading3"/>
         <w:spacing w:before="100" w:after="80"/>
-      </w:pPr>
-      <w:r>
+        <w:rPr>
+          <w:color w:val="000000" w:themeColor="text1"/>
+        </w:rPr>
+      </w:pPr>
+      <w:r>
+        <w:rPr>
+          <w:color w:val="000000" w:themeColor="text1"/>
+        </w:rPr>
         <w:t>Research Completed:</w:t>
       </w:r>
     </w:p>
@@ -1666,8 +2413,14 @@
           <w:ilvl w:val="0"/>
           <w:numId w:val="2"/>
         </w:numPr>
-      </w:pPr>
-      <w:r>
+        <w:rPr>
+          <w:color w:val="000000" w:themeColor="text1"/>
+        </w:rPr>
+      </w:pPr>
+      <w:r>
+        <w:rPr>
+          <w:color w:val="000000" w:themeColor="text1"/>
+        </w:rPr>
         <w:t>Studied YOLOv8 documentation and architecture overview</w:t>
       </w:r>
     </w:p>
@@ -1678,8 +2431,14 @@
           <w:ilvl w:val="0"/>
           <w:numId w:val="2"/>
         </w:numPr>
-      </w:pPr>
-      <w:r>
+        <w:rPr>
+          <w:color w:val="000000" w:themeColor="text1"/>
+        </w:rPr>
+      </w:pPr>
+      <w:r>
+        <w:rPr>
+          <w:color w:val="000000" w:themeColor="text1"/>
+        </w:rPr>
         <w:t>Understood YOLO concept: single-shot object detection</w:t>
       </w:r>
     </w:p>
@@ -1690,12 +2449,21 @@
           <w:ilvl w:val="0"/>
           <w:numId w:val="2"/>
         </w:numPr>
-      </w:pPr>
-      <w:r>
+        <w:rPr>
+          <w:color w:val="000000" w:themeColor="text1"/>
+        </w:rPr>
+      </w:pPr>
+      <w:r>
+        <w:rPr>
+          <w:color w:val="000000" w:themeColor="text1"/>
+        </w:rPr>
         <w:t xml:space="preserve">Learned about bounding boxes, confidence scores, and </w:t>
       </w:r>
       <w:proofErr w:type="spellStart"/>
       <w:r>
+        <w:rPr>
+          <w:color w:val="000000" w:themeColor="text1"/>
+        </w:rPr>
         <w:t>IoU</w:t>
       </w:r>
       <w:proofErr w:type="spellEnd"/>
@@ -1707,16 +2475,28 @@
           <w:ilvl w:val="0"/>
           <w:numId w:val="2"/>
         </w:numPr>
-      </w:pPr>
-      <w:r>
+        <w:rPr>
+          <w:color w:val="000000" w:themeColor="text1"/>
+        </w:rPr>
+      </w:pPr>
+      <w:r>
+        <w:rPr>
+          <w:color w:val="000000" w:themeColor="text1"/>
+        </w:rPr>
         <w:t xml:space="preserve">Reviewed </w:t>
       </w:r>
       <w:proofErr w:type="spellStart"/>
       <w:r>
+        <w:rPr>
+          <w:color w:val="000000" w:themeColor="text1"/>
+        </w:rPr>
         <w:t>Ultralytics</w:t>
       </w:r>
       <w:proofErr w:type="spellEnd"/>
       <w:r>
+        <w:rPr>
+          <w:color w:val="000000" w:themeColor="text1"/>
+        </w:rPr>
         <w:t xml:space="preserve"> YOLOv8 library documentation</w:t>
       </w:r>
     </w:p>
@@ -1727,24 +2507,42 @@
           <w:ilvl w:val="0"/>
           <w:numId w:val="2"/>
         </w:numPr>
-      </w:pPr>
-      <w:r>
+        <w:rPr>
+          <w:color w:val="000000" w:themeColor="text1"/>
+        </w:rPr>
+      </w:pPr>
+      <w:r>
+        <w:rPr>
+          <w:color w:val="000000" w:themeColor="text1"/>
+        </w:rPr>
         <w:t xml:space="preserve">Listed requirements: Python 3.8+, </w:t>
       </w:r>
       <w:proofErr w:type="spellStart"/>
       <w:r>
+        <w:rPr>
+          <w:color w:val="000000" w:themeColor="text1"/>
+        </w:rPr>
         <w:t>PyTorch</w:t>
       </w:r>
       <w:proofErr w:type="spellEnd"/>
       <w:r>
+        <w:rPr>
+          <w:color w:val="000000" w:themeColor="text1"/>
+        </w:rPr>
         <w:t xml:space="preserve">, </w:t>
       </w:r>
       <w:proofErr w:type="spellStart"/>
       <w:r>
+        <w:rPr>
+          <w:color w:val="000000" w:themeColor="text1"/>
+        </w:rPr>
         <w:t>Ultralytics</w:t>
       </w:r>
       <w:proofErr w:type="spellEnd"/>
       <w:r>
+        <w:rPr>
+          <w:color w:val="000000" w:themeColor="text1"/>
+        </w:rPr>
         <w:t xml:space="preserve"> package</w:t>
       </w:r>
     </w:p>
@@ -1752,34 +2550,56 @@
       <w:pPr>
         <w:pStyle w:val="Heading3"/>
         <w:spacing w:before="120" w:after="80"/>
-      </w:pPr>
-      <w:r>
+        <w:rPr>
+          <w:color w:val="000000" w:themeColor="text1"/>
+        </w:rPr>
+      </w:pPr>
+      <w:r>
+        <w:rPr>
+          <w:color w:val="000000" w:themeColor="text1"/>
+        </w:rPr>
         <w:t>Next Steps Identified:</w:t>
       </w:r>
     </w:p>
     <w:p>
       <w:pPr>
         <w:spacing w:after="400"/>
-      </w:pPr>
-      <w:r>
+        <w:rPr>
+          <w:color w:val="000000" w:themeColor="text1"/>
+        </w:rPr>
+      </w:pPr>
+      <w:r>
+        <w:rPr>
+          <w:color w:val="000000" w:themeColor="text1"/>
+        </w:rPr>
         <w:t xml:space="preserve">Will install YOLOv8 and test pre-trained model in Week 7. Will prepare custom dataset annotation for fine-tuning. Implementation will accelerate after completing TensorFlow &amp; </w:t>
       </w:r>
       <w:proofErr w:type="spellStart"/>
       <w:r>
+        <w:rPr>
+          <w:color w:val="000000" w:themeColor="text1"/>
+        </w:rPr>
         <w:t>Keras</w:t>
       </w:r>
       <w:proofErr w:type="spellEnd"/>
       <w:r>
+        <w:rPr>
+          <w:color w:val="000000" w:themeColor="text1"/>
+        </w:rPr>
         <w:t xml:space="preserve"> module and CNN deep dive in Week 7.</w:t>
       </w:r>
     </w:p>
     <w:p>
       <w:pPr>
         <w:spacing w:after="400"/>
+        <w:rPr>
+          <w:color w:val="000000" w:themeColor="text1"/>
+        </w:rPr>
       </w:pPr>
       <w:r>
         <w:rPr>
           <w:noProof/>
+          <w:color w:val="000000" w:themeColor="text1"/>
         </w:rPr>
         <w:lastRenderedPageBreak/>
         <w:drawing>
@@ -1829,8 +2649,14 @@
       <w:pPr>
         <w:spacing w:after="400"/>
         <w:jc w:val="center"/>
-      </w:pPr>
-      <w:r>
+        <w:rPr>
+          <w:color w:val="000000" w:themeColor="text1"/>
+        </w:rPr>
+      </w:pPr>
+      <w:r>
+        <w:rPr>
+          <w:color w:val="000000" w:themeColor="text1"/>
+        </w:rPr>
         <w:t>Figure 5: Object detection output showing bounding boxes, confidence scores, and class predictions used in YOLO-based systems.</w:t>
       </w:r>
     </w:p>
@@ -1838,14 +2664,23 @@
       <w:pPr>
         <w:spacing w:after="400"/>
         <w:jc w:val="center"/>
+        <w:rPr>
+          <w:color w:val="000000" w:themeColor="text1"/>
+        </w:rPr>
       </w:pPr>
     </w:p>
     <w:p>
       <w:pPr>
         <w:pStyle w:val="Heading1"/>
         <w:spacing w:before="300" w:after="200"/>
-      </w:pPr>
-      <w:r>
+        <w:rPr>
+          <w:color w:val="000000" w:themeColor="text1"/>
+        </w:rPr>
+      </w:pPr>
+      <w:r>
+        <w:rPr>
+          <w:color w:val="000000" w:themeColor="text1"/>
+        </w:rPr>
         <w:t>Plans for next week:</w:t>
       </w:r>
     </w:p>
@@ -1853,8 +2688,14 @@
       <w:pPr>
         <w:pStyle w:val="Heading2"/>
         <w:spacing w:before="150" w:after="80"/>
-      </w:pPr>
-      <w:r>
+        <w:rPr>
+          <w:color w:val="000000" w:themeColor="text1"/>
+        </w:rPr>
+      </w:pPr>
+      <w:r>
+        <w:rPr>
+          <w:color w:val="000000" w:themeColor="text1"/>
+        </w:rPr>
         <w:t>1. Complete Week 7 Microsoft Elevate Modules</w:t>
       </w:r>
     </w:p>
@@ -1865,16 +2706,28 @@
           <w:ilvl w:val="0"/>
           <w:numId w:val="2"/>
         </w:numPr>
-      </w:pPr>
-      <w:r>
+        <w:rPr>
+          <w:color w:val="000000" w:themeColor="text1"/>
+        </w:rPr>
+      </w:pPr>
+      <w:r>
+        <w:rPr>
+          <w:color w:val="000000" w:themeColor="text1"/>
+        </w:rPr>
         <w:t xml:space="preserve">Attend "TensorFlow &amp; </w:t>
       </w:r>
       <w:proofErr w:type="spellStart"/>
       <w:r>
+        <w:rPr>
+          <w:color w:val="000000" w:themeColor="text1"/>
+        </w:rPr>
         <w:t>Keras</w:t>
       </w:r>
       <w:proofErr w:type="spellEnd"/>
       <w:r>
+        <w:rPr>
+          <w:color w:val="000000" w:themeColor="text1"/>
+        </w:rPr>
         <w:t>" advanced session (Mar 9)</w:t>
       </w:r>
     </w:p>
@@ -1885,8 +2738,14 @@
           <w:ilvl w:val="0"/>
           <w:numId w:val="2"/>
         </w:numPr>
-      </w:pPr>
-      <w:r>
+        <w:rPr>
+          <w:color w:val="000000" w:themeColor="text1"/>
+        </w:rPr>
+      </w:pPr>
+      <w:r>
+        <w:rPr>
+          <w:color w:val="000000" w:themeColor="text1"/>
+        </w:rPr>
         <w:t>Participate in "Generative AI" introduction (Mar 11)</w:t>
       </w:r>
     </w:p>
@@ -1897,8 +2756,14 @@
           <w:ilvl w:val="0"/>
           <w:numId w:val="2"/>
         </w:numPr>
-      </w:pPr>
-      <w:r>
+        <w:rPr>
+          <w:color w:val="000000" w:themeColor="text1"/>
+        </w:rPr>
+      </w:pPr>
+      <w:r>
+        <w:rPr>
+          <w:color w:val="000000" w:themeColor="text1"/>
+        </w:rPr>
         <w:t>Build CNN from scratch for image classification</w:t>
       </w:r>
     </w:p>
@@ -1909,22 +2774,37 @@
           <w:ilvl w:val="0"/>
           <w:numId w:val="2"/>
         </w:numPr>
-      </w:pPr>
-      <w:r>
+        <w:rPr>
+          <w:color w:val="000000" w:themeColor="text1"/>
+        </w:rPr>
+      </w:pPr>
+      <w:r>
+        <w:rPr>
+          <w:color w:val="000000" w:themeColor="text1"/>
+        </w:rPr>
         <w:t>Practice with different CNN architectures</w:t>
       </w:r>
     </w:p>
     <w:p>
       <w:pPr>
         <w:spacing w:after="120"/>
+        <w:rPr>
+          <w:color w:val="000000" w:themeColor="text1"/>
+        </w:rPr>
       </w:pPr>
     </w:p>
     <w:p>
       <w:pPr>
         <w:pStyle w:val="Heading2"/>
         <w:spacing w:before="150" w:after="80"/>
-      </w:pPr>
-      <w:r>
+        <w:rPr>
+          <w:color w:val="000000" w:themeColor="text1"/>
+        </w:rPr>
+      </w:pPr>
+      <w:r>
+        <w:rPr>
+          <w:color w:val="000000" w:themeColor="text1"/>
+        </w:rPr>
         <w:t>2. CNN Implementation and Practice</w:t>
       </w:r>
     </w:p>
@@ -1935,8 +2815,14 @@
           <w:ilvl w:val="0"/>
           <w:numId w:val="2"/>
         </w:numPr>
-      </w:pPr>
-      <w:r>
+        <w:rPr>
+          <w:color w:val="000000" w:themeColor="text1"/>
+        </w:rPr>
+      </w:pPr>
+      <w:r>
+        <w:rPr>
+          <w:color w:val="000000" w:themeColor="text1"/>
+        </w:rPr>
         <w:t>Build CNN for CIFAR-10 image classification</w:t>
       </w:r>
     </w:p>
@@ -1947,8 +2833,14 @@
           <w:ilvl w:val="0"/>
           <w:numId w:val="2"/>
         </w:numPr>
-      </w:pPr>
-      <w:r>
+        <w:rPr>
+          <w:color w:val="000000" w:themeColor="text1"/>
+        </w:rPr>
+      </w:pPr>
+      <w:r>
+        <w:rPr>
+          <w:color w:val="000000" w:themeColor="text1"/>
+        </w:rPr>
         <w:t>Implement Conv2D, MaxPooling2D, Flatten layers</w:t>
       </w:r>
     </w:p>
@@ -1959,8 +2851,14 @@
           <w:ilvl w:val="0"/>
           <w:numId w:val="2"/>
         </w:numPr>
-      </w:pPr>
-      <w:r>
+        <w:rPr>
+          <w:color w:val="000000" w:themeColor="text1"/>
+        </w:rPr>
+      </w:pPr>
+      <w:r>
+        <w:rPr>
+          <w:color w:val="000000" w:themeColor="text1"/>
+        </w:rPr>
         <w:t>Experiment with filter sizes and number of filters</w:t>
       </w:r>
     </w:p>
@@ -1971,8 +2869,14 @@
           <w:ilvl w:val="0"/>
           <w:numId w:val="2"/>
         </w:numPr>
-      </w:pPr>
-      <w:r>
+        <w:rPr>
+          <w:color w:val="000000" w:themeColor="text1"/>
+        </w:rPr>
+      </w:pPr>
+      <w:r>
+        <w:rPr>
+          <w:color w:val="000000" w:themeColor="text1"/>
+        </w:rPr>
         <w:t>Use data augmentation techniques</w:t>
       </w:r>
     </w:p>
@@ -1983,22 +2887,37 @@
           <w:ilvl w:val="0"/>
           <w:numId w:val="2"/>
         </w:numPr>
-      </w:pPr>
-      <w:r>
+        <w:rPr>
+          <w:color w:val="000000" w:themeColor="text1"/>
+        </w:rPr>
+      </w:pPr>
+      <w:r>
+        <w:rPr>
+          <w:color w:val="000000" w:themeColor="text1"/>
+        </w:rPr>
         <w:t>Visualize feature maps and learned filters</w:t>
       </w:r>
     </w:p>
     <w:p>
       <w:pPr>
         <w:spacing w:after="120"/>
+        <w:rPr>
+          <w:color w:val="000000" w:themeColor="text1"/>
+        </w:rPr>
       </w:pPr>
     </w:p>
     <w:p>
       <w:pPr>
         <w:pStyle w:val="Heading2"/>
         <w:spacing w:before="150" w:after="80"/>
-      </w:pPr>
-      <w:r>
+        <w:rPr>
+          <w:color w:val="000000" w:themeColor="text1"/>
+        </w:rPr>
+      </w:pPr>
+      <w:r>
+        <w:rPr>
+          <w:color w:val="000000" w:themeColor="text1"/>
+        </w:rPr>
         <w:t>3. Begin YOLOv8 Implementation</w:t>
       </w:r>
     </w:p>
@@ -2009,16 +2928,28 @@
           <w:ilvl w:val="0"/>
           <w:numId w:val="2"/>
         </w:numPr>
-      </w:pPr>
-      <w:r>
+        <w:rPr>
+          <w:color w:val="000000" w:themeColor="text1"/>
+        </w:rPr>
+      </w:pPr>
+      <w:r>
+        <w:rPr>
+          <w:color w:val="000000" w:themeColor="text1"/>
+        </w:rPr>
         <w:t xml:space="preserve">Install </w:t>
       </w:r>
       <w:proofErr w:type="spellStart"/>
       <w:r>
+        <w:rPr>
+          <w:color w:val="000000" w:themeColor="text1"/>
+        </w:rPr>
         <w:t>Ultralytics</w:t>
       </w:r>
       <w:proofErr w:type="spellEnd"/>
       <w:r>
+        <w:rPr>
+          <w:color w:val="000000" w:themeColor="text1"/>
+        </w:rPr>
         <w:t xml:space="preserve"> YOLOv8 library</w:t>
       </w:r>
     </w:p>
@@ -2029,8 +2960,14 @@
           <w:ilvl w:val="0"/>
           <w:numId w:val="2"/>
         </w:numPr>
-      </w:pPr>
-      <w:r>
+        <w:rPr>
+          <w:color w:val="000000" w:themeColor="text1"/>
+        </w:rPr>
+      </w:pPr>
+      <w:r>
+        <w:rPr>
+          <w:color w:val="000000" w:themeColor="text1"/>
+        </w:rPr>
         <w:t>Test pre-trained YOLOv8 model on sample images</w:t>
       </w:r>
     </w:p>
@@ -2041,8 +2978,14 @@
           <w:ilvl w:val="0"/>
           <w:numId w:val="2"/>
         </w:numPr>
-      </w:pPr>
-      <w:r>
+        <w:rPr>
+          <w:color w:val="000000" w:themeColor="text1"/>
+        </w:rPr>
+      </w:pPr>
+      <w:r>
+        <w:rPr>
+          <w:color w:val="000000" w:themeColor="text1"/>
+        </w:rPr>
         <w:t>Test pre-trained model on surveillance video frames</w:t>
       </w:r>
     </w:p>
@@ -2053,22 +2996,55 @@
           <w:ilvl w:val="0"/>
           <w:numId w:val="2"/>
         </w:numPr>
-      </w:pPr>
-      <w:r>
+        <w:rPr>
+          <w:color w:val="000000" w:themeColor="text1"/>
+        </w:rPr>
+      </w:pPr>
+      <w:r>
+        <w:rPr>
+          <w:color w:val="000000" w:themeColor="text1"/>
+        </w:rPr>
         <w:t>Understand detection output format and confidence scores</w:t>
       </w:r>
     </w:p>
     <w:p>
       <w:pPr>
         <w:spacing w:after="120"/>
+        <w:rPr>
+          <w:color w:val="000000" w:themeColor="text1"/>
+        </w:rPr>
       </w:pPr>
     </w:p>
     <w:p>
       <w:pPr>
         <w:pStyle w:val="Heading2"/>
         <w:spacing w:before="150" w:after="80"/>
-      </w:pPr>
-      <w:r>
+        <w:rPr>
+          <w:color w:val="000000" w:themeColor="text1"/>
+        </w:rPr>
+      </w:pPr>
+    </w:p>
+    <w:p>
+      <w:pPr>
+        <w:pStyle w:val="Heading2"/>
+        <w:spacing w:before="150" w:after="80"/>
+        <w:rPr>
+          <w:color w:val="000000" w:themeColor="text1"/>
+        </w:rPr>
+      </w:pPr>
+    </w:p>
+    <w:p>
+      <w:pPr>
+        <w:pStyle w:val="Heading2"/>
+        <w:spacing w:before="150" w:after="80"/>
+        <w:rPr>
+          <w:color w:val="000000" w:themeColor="text1"/>
+        </w:rPr>
+      </w:pPr>
+      <w:r>
+        <w:rPr>
+          <w:color w:val="000000" w:themeColor="text1"/>
+        </w:rPr>
         <w:t>4. Dataset Preparation for Fine-tuning</w:t>
       </w:r>
     </w:p>
@@ -2079,8 +3055,14 @@
           <w:ilvl w:val="0"/>
           <w:numId w:val="2"/>
         </w:numPr>
-      </w:pPr>
-      <w:r>
+        <w:rPr>
+          <w:color w:val="000000" w:themeColor="text1"/>
+        </w:rPr>
+      </w:pPr>
+      <w:r>
+        <w:rPr>
+          <w:color w:val="000000" w:themeColor="text1"/>
+        </w:rPr>
         <w:t>Extract frames from UCF-Crime videos systematically</w:t>
       </w:r>
     </w:p>
@@ -2091,29 +3073,47 @@
           <w:ilvl w:val="0"/>
           <w:numId w:val="2"/>
         </w:numPr>
-      </w:pPr>
-      <w:r>
+        <w:rPr>
+          <w:color w:val="000000" w:themeColor="text1"/>
+        </w:rPr>
+      </w:pPr>
+      <w:r>
+        <w:rPr>
+          <w:color w:val="000000" w:themeColor="text1"/>
+        </w:rPr>
+        <w:t>Organize frames into train/</w:t>
+      </w:r>
+      <w:proofErr w:type="spellStart"/>
+      <w:r>
+        <w:rPr>
+          <w:color w:val="000000" w:themeColor="text1"/>
+        </w:rPr>
+        <w:t>val</w:t>
+      </w:r>
+      <w:proofErr w:type="spellEnd"/>
+      <w:r>
+        <w:rPr>
+          <w:color w:val="000000" w:themeColor="text1"/>
+        </w:rPr>
+        <w:t>/test splits</w:t>
+      </w:r>
+    </w:p>
+    <w:p>
+      <w:pPr>
+        <w:pStyle w:val="ListParagraph"/>
+        <w:numPr>
+          <w:ilvl w:val="0"/>
+          <w:numId w:val="2"/>
+        </w:numPr>
+        <w:rPr>
+          <w:color w:val="000000" w:themeColor="text1"/>
+        </w:rPr>
+      </w:pPr>
+      <w:r>
+        <w:rPr>
+          <w:color w:val="000000" w:themeColor="text1"/>
+        </w:rPr>
         <w:lastRenderedPageBreak/>
-        <w:t>Organize frames into train/</w:t>
-      </w:r>
-      <w:proofErr w:type="spellStart"/>
-      <w:r>
-        <w:t>val</w:t>
-      </w:r>
-      <w:proofErr w:type="spellEnd"/>
-      <w:r>
-        <w:t>/test splits</w:t>
-      </w:r>
-    </w:p>
-    <w:p>
-      <w:pPr>
-        <w:pStyle w:val="ListParagraph"/>
-        <w:numPr>
-          <w:ilvl w:val="0"/>
-          <w:numId w:val="2"/>
-        </w:numPr>
-      </w:pPr>
-      <w:r>
         <w:t>Prepare annotation format (YOLO format txt files)</w:t>
       </w:r>
     </w:p>
@@ -2124,32 +3124,53 @@
           <w:ilvl w:val="0"/>
           <w:numId w:val="2"/>
         </w:numPr>
-      </w:pPr>
-      <w:r>
+        <w:rPr>
+          <w:color w:val="000000" w:themeColor="text1"/>
+        </w:rPr>
+      </w:pPr>
+      <w:r>
+        <w:rPr>
+          <w:color w:val="000000" w:themeColor="text1"/>
+        </w:rPr>
         <w:t xml:space="preserve">Create </w:t>
       </w:r>
       <w:proofErr w:type="spellStart"/>
       <w:proofErr w:type="gramStart"/>
       <w:r>
+        <w:rPr>
+          <w:color w:val="000000" w:themeColor="text1"/>
+        </w:rPr>
         <w:t>data.yaml</w:t>
       </w:r>
       <w:proofErr w:type="spellEnd"/>
       <w:proofErr w:type="gramEnd"/>
       <w:r>
+        <w:rPr>
+          <w:color w:val="000000" w:themeColor="text1"/>
+        </w:rPr>
         <w:t xml:space="preserve"> configuration file</w:t>
       </w:r>
     </w:p>
     <w:p>
       <w:pPr>
         <w:spacing w:after="120"/>
+        <w:rPr>
+          <w:color w:val="000000" w:themeColor="text1"/>
+        </w:rPr>
       </w:pPr>
     </w:p>
     <w:p>
       <w:pPr>
         <w:pStyle w:val="Heading2"/>
         <w:spacing w:before="150" w:after="80"/>
-      </w:pPr>
-      <w:r>
+        <w:rPr>
+          <w:color w:val="000000" w:themeColor="text1"/>
+        </w:rPr>
+      </w:pPr>
+      <w:r>
+        <w:rPr>
+          <w:color w:val="000000" w:themeColor="text1"/>
+        </w:rPr>
         <w:t>5. Complete GenAI Module and Project Integration</w:t>
       </w:r>
     </w:p>
@@ -2160,8 +3181,14 @@
           <w:ilvl w:val="0"/>
           <w:numId w:val="2"/>
         </w:numPr>
-      </w:pPr>
-      <w:r>
+        <w:rPr>
+          <w:color w:val="000000" w:themeColor="text1"/>
+        </w:rPr>
+      </w:pPr>
+      <w:r>
+        <w:rPr>
+          <w:color w:val="000000" w:themeColor="text1"/>
+        </w:rPr>
         <w:t>Learn about Generative AI concepts</w:t>
       </w:r>
     </w:p>
@@ -2172,8 +3199,14 @@
           <w:ilvl w:val="0"/>
           <w:numId w:val="2"/>
         </w:numPr>
-      </w:pPr>
-      <w:r>
+        <w:rPr>
+          <w:color w:val="000000" w:themeColor="text1"/>
+        </w:rPr>
+      </w:pPr>
+      <w:r>
+        <w:rPr>
+          <w:color w:val="000000" w:themeColor="text1"/>
+        </w:rPr>
         <w:t>Understand GANs and diffusion models basics</w:t>
       </w:r>
     </w:p>
@@ -2184,8 +3217,14 @@
           <w:ilvl w:val="0"/>
           <w:numId w:val="2"/>
         </w:numPr>
-      </w:pPr>
-      <w:r>
+        <w:rPr>
+          <w:color w:val="000000" w:themeColor="text1"/>
+        </w:rPr>
+      </w:pPr>
+      <w:r>
+        <w:rPr>
+          <w:color w:val="000000" w:themeColor="text1"/>
+        </w:rPr>
         <w:t>Update GitHub repository with progress</w:t>
       </w:r>
     </w:p>
@@ -2196,47 +3235,73 @@
           <w:ilvl w:val="0"/>
           <w:numId w:val="2"/>
         </w:numPr>
-      </w:pPr>
-      <w:r>
+        <w:rPr>
+          <w:color w:val="000000" w:themeColor="text1"/>
+        </w:rPr>
+      </w:pPr>
+      <w:r>
+        <w:rPr>
+          <w:color w:val="000000" w:themeColor="text1"/>
+        </w:rPr>
         <w:t>Document deep learning learnings in project README</w:t>
       </w:r>
     </w:p>
     <w:p>
       <w:pPr>
         <w:spacing w:after="400"/>
+        <w:rPr>
+          <w:color w:val="000000" w:themeColor="text1"/>
+        </w:rPr>
       </w:pPr>
     </w:p>
     <w:p>
       <w:pPr>
         <w:spacing w:before="200" w:after="240"/>
+        <w:rPr>
+          <w:color w:val="000000" w:themeColor="text1"/>
+        </w:rPr>
       </w:pPr>
       <w:r>
         <w:rPr>
           <w:b/>
           <w:bCs/>
+          <w:color w:val="000000" w:themeColor="text1"/>
         </w:rPr>
         <w:t xml:space="preserve">Total Working Hours: </w:t>
       </w:r>
       <w:r>
+        <w:rPr>
+          <w:color w:val="000000" w:themeColor="text1"/>
+        </w:rPr>
         <w:t>36 hours</w:t>
       </w:r>
     </w:p>
     <w:p>
       <w:pPr>
         <w:spacing w:after="400"/>
-      </w:pPr>
-      <w:r>
+        <w:rPr>
+          <w:color w:val="000000" w:themeColor="text1"/>
+        </w:rPr>
+      </w:pPr>
+      <w:r>
+        <w:rPr>
+          <w:color w:val="000000" w:themeColor="text1"/>
+        </w:rPr>
         <w:t>Signature of Student: _____________________</w:t>
       </w:r>
     </w:p>
     <w:p>
       <w:pPr>
         <w:spacing w:before="200" w:after="120"/>
+        <w:rPr>
+          <w:color w:val="000000" w:themeColor="text1"/>
+        </w:rPr>
       </w:pPr>
       <w:r>
         <w:rPr>
           <w:b/>
           <w:bCs/>
+          <w:color w:val="000000" w:themeColor="text1"/>
         </w:rPr>
         <w:t>The above entries are correct, and the grading of work done by Trainee is:</w:t>
       </w:r>
@@ -2270,12 +3335,6 @@
         <w:tc>
           <w:tcPr>
             <w:tcW w:w="1560" w:type="dxa"/>
-            <w:tcBorders>
-              <w:top w:val="single" w:sz="1" w:space="0" w:color="000000"/>
-              <w:left w:val="single" w:sz="1" w:space="0" w:color="000000"/>
-              <w:bottom w:val="single" w:sz="1" w:space="0" w:color="000000"/>
-              <w:right w:val="single" w:sz="1" w:space="0" w:color="000000"/>
-            </w:tcBorders>
             <w:shd w:val="clear" w:color="auto" w:fill="D5E8F0"/>
             <w:tcMar>
               <w:top w:w="100" w:type="dxa"/>
@@ -2287,11 +3346,15 @@
           <w:p>
             <w:pPr>
               <w:jc w:val="center"/>
+              <w:rPr>
+                <w:color w:val="000000" w:themeColor="text1"/>
+              </w:rPr>
             </w:pPr>
             <w:r>
               <w:rPr>
                 <w:b/>
                 <w:bCs/>
+                <w:color w:val="000000" w:themeColor="text1"/>
               </w:rPr>
               <w:t>Excellent</w:t>
             </w:r>
@@ -2300,12 +3363,6 @@
         <w:tc>
           <w:tcPr>
             <w:tcW w:w="1560" w:type="dxa"/>
-            <w:tcBorders>
-              <w:top w:val="single" w:sz="1" w:space="0" w:color="000000"/>
-              <w:left w:val="single" w:sz="1" w:space="0" w:color="000000"/>
-              <w:bottom w:val="single" w:sz="1" w:space="0" w:color="000000"/>
-              <w:right w:val="single" w:sz="1" w:space="0" w:color="000000"/>
-            </w:tcBorders>
             <w:shd w:val="clear" w:color="auto" w:fill="D5E8F0"/>
             <w:tcMar>
               <w:top w:w="100" w:type="dxa"/>
@@ -2317,11 +3374,15 @@
           <w:p>
             <w:pPr>
               <w:jc w:val="center"/>
+              <w:rPr>
+                <w:color w:val="000000" w:themeColor="text1"/>
+              </w:rPr>
             </w:pPr>
             <w:r>
               <w:rPr>
                 <w:b/>
                 <w:bCs/>
+                <w:color w:val="000000" w:themeColor="text1"/>
               </w:rPr>
               <w:t>Very Good</w:t>
             </w:r>
@@ -2330,12 +3391,6 @@
         <w:tc>
           <w:tcPr>
             <w:tcW w:w="1560" w:type="dxa"/>
-            <w:tcBorders>
-              <w:top w:val="single" w:sz="1" w:space="0" w:color="000000"/>
-              <w:left w:val="single" w:sz="1" w:space="0" w:color="000000"/>
-              <w:bottom w:val="single" w:sz="1" w:space="0" w:color="000000"/>
-              <w:right w:val="single" w:sz="1" w:space="0" w:color="000000"/>
-            </w:tcBorders>
             <w:shd w:val="clear" w:color="auto" w:fill="D5E8F0"/>
             <w:tcMar>
               <w:top w:w="100" w:type="dxa"/>
@@ -2347,11 +3402,15 @@
           <w:p>
             <w:pPr>
               <w:jc w:val="center"/>
+              <w:rPr>
+                <w:color w:val="000000" w:themeColor="text1"/>
+              </w:rPr>
             </w:pPr>
             <w:r>
               <w:rPr>
                 <w:b/>
                 <w:bCs/>
+                <w:color w:val="000000" w:themeColor="text1"/>
               </w:rPr>
               <w:t>Good</w:t>
             </w:r>
@@ -2360,12 +3419,6 @@
         <w:tc>
           <w:tcPr>
             <w:tcW w:w="1560" w:type="dxa"/>
-            <w:tcBorders>
-              <w:top w:val="single" w:sz="1" w:space="0" w:color="000000"/>
-              <w:left w:val="single" w:sz="1" w:space="0" w:color="000000"/>
-              <w:bottom w:val="single" w:sz="1" w:space="0" w:color="000000"/>
-              <w:right w:val="single" w:sz="1" w:space="0" w:color="000000"/>
-            </w:tcBorders>
             <w:shd w:val="clear" w:color="auto" w:fill="D5E8F0"/>
             <w:tcMar>
               <w:top w:w="100" w:type="dxa"/>
@@ -2377,11 +3430,15 @@
           <w:p>
             <w:pPr>
               <w:jc w:val="center"/>
+              <w:rPr>
+                <w:color w:val="000000" w:themeColor="text1"/>
+              </w:rPr>
             </w:pPr>
             <w:r>
               <w:rPr>
                 <w:b/>
                 <w:bCs/>
+                <w:color w:val="000000" w:themeColor="text1"/>
               </w:rPr>
               <w:t>Fair</w:t>
             </w:r>
@@ -2390,12 +3447,6 @@
         <w:tc>
           <w:tcPr>
             <w:tcW w:w="1560" w:type="dxa"/>
-            <w:tcBorders>
-              <w:top w:val="single" w:sz="1" w:space="0" w:color="000000"/>
-              <w:left w:val="single" w:sz="1" w:space="0" w:color="000000"/>
-              <w:bottom w:val="single" w:sz="1" w:space="0" w:color="000000"/>
-              <w:right w:val="single" w:sz="1" w:space="0" w:color="000000"/>
-            </w:tcBorders>
             <w:shd w:val="clear" w:color="auto" w:fill="D5E8F0"/>
             <w:tcMar>
               <w:top w:w="100" w:type="dxa"/>
@@ -2407,11 +3458,15 @@
           <w:p>
             <w:pPr>
               <w:jc w:val="center"/>
+              <w:rPr>
+                <w:color w:val="000000" w:themeColor="text1"/>
+              </w:rPr>
             </w:pPr>
             <w:r>
               <w:rPr>
                 <w:b/>
                 <w:bCs/>
+                <w:color w:val="000000" w:themeColor="text1"/>
               </w:rPr>
               <w:t>Below Average</w:t>
             </w:r>
@@ -2420,12 +3475,6 @@
         <w:tc>
           <w:tcPr>
             <w:tcW w:w="1560" w:type="dxa"/>
-            <w:tcBorders>
-              <w:top w:val="single" w:sz="1" w:space="0" w:color="000000"/>
-              <w:left w:val="single" w:sz="1" w:space="0" w:color="000000"/>
-              <w:bottom w:val="single" w:sz="1" w:space="0" w:color="000000"/>
-              <w:right w:val="single" w:sz="1" w:space="0" w:color="000000"/>
-            </w:tcBorders>
             <w:shd w:val="clear" w:color="auto" w:fill="D5E8F0"/>
             <w:tcMar>
               <w:top w:w="100" w:type="dxa"/>
@@ -2437,11 +3486,15 @@
           <w:p>
             <w:pPr>
               <w:jc w:val="center"/>
+              <w:rPr>
+                <w:color w:val="000000" w:themeColor="text1"/>
+              </w:rPr>
             </w:pPr>
             <w:r>
               <w:rPr>
                 <w:b/>
                 <w:bCs/>
+                <w:color w:val="000000" w:themeColor="text1"/>
               </w:rPr>
               <w:t>Poor</w:t>
             </w:r>
@@ -2452,12 +3505,6 @@
         <w:tc>
           <w:tcPr>
             <w:tcW w:w="1560" w:type="dxa"/>
-            <w:tcBorders>
-              <w:top w:val="single" w:sz="1" w:space="0" w:color="000000"/>
-              <w:left w:val="single" w:sz="1" w:space="0" w:color="000000"/>
-              <w:bottom w:val="single" w:sz="1" w:space="0" w:color="000000"/>
-              <w:right w:val="single" w:sz="1" w:space="0" w:color="000000"/>
-            </w:tcBorders>
             <w:tcMar>
               <w:top w:w="100" w:type="dxa"/>
               <w:left w:w="120" w:type="dxa"/>
@@ -2468,8 +3515,14 @@
           <w:p>
             <w:pPr>
               <w:jc w:val="center"/>
+              <w:rPr>
+                <w:color w:val="000000" w:themeColor="text1"/>
+              </w:rPr>
             </w:pPr>
             <w:r>
+              <w:rPr>
+                <w:color w:val="000000" w:themeColor="text1"/>
+              </w:rPr>
               <w:t>☐</w:t>
             </w:r>
           </w:p>
@@ -2477,12 +3530,6 @@
         <w:tc>
           <w:tcPr>
             <w:tcW w:w="1560" w:type="dxa"/>
-            <w:tcBorders>
-              <w:top w:val="single" w:sz="1" w:space="0" w:color="000000"/>
-              <w:left w:val="single" w:sz="1" w:space="0" w:color="000000"/>
-              <w:bottom w:val="single" w:sz="1" w:space="0" w:color="000000"/>
-              <w:right w:val="single" w:sz="1" w:space="0" w:color="000000"/>
-            </w:tcBorders>
             <w:tcMar>
               <w:top w:w="100" w:type="dxa"/>
               <w:left w:w="120" w:type="dxa"/>
@@ -2493,8 +3540,14 @@
           <w:p>
             <w:pPr>
               <w:jc w:val="center"/>
+              <w:rPr>
+                <w:color w:val="000000" w:themeColor="text1"/>
+              </w:rPr>
             </w:pPr>
             <w:r>
+              <w:rPr>
+                <w:color w:val="000000" w:themeColor="text1"/>
+              </w:rPr>
               <w:t>☐</w:t>
             </w:r>
           </w:p>
@@ -2502,12 +3555,6 @@
         <w:tc>
           <w:tcPr>
             <w:tcW w:w="1560" w:type="dxa"/>
-            <w:tcBorders>
-              <w:top w:val="single" w:sz="1" w:space="0" w:color="000000"/>
-              <w:left w:val="single" w:sz="1" w:space="0" w:color="000000"/>
-              <w:bottom w:val="single" w:sz="1" w:space="0" w:color="000000"/>
-              <w:right w:val="single" w:sz="1" w:space="0" w:color="000000"/>
-            </w:tcBorders>
             <w:tcMar>
               <w:top w:w="100" w:type="dxa"/>
               <w:left w:w="120" w:type="dxa"/>
@@ -2518,8 +3565,14 @@
           <w:p>
             <w:pPr>
               <w:jc w:val="center"/>
+              <w:rPr>
+                <w:color w:val="000000" w:themeColor="text1"/>
+              </w:rPr>
             </w:pPr>
             <w:r>
+              <w:rPr>
+                <w:color w:val="000000" w:themeColor="text1"/>
+              </w:rPr>
               <w:t>☐</w:t>
             </w:r>
           </w:p>
@@ -2527,12 +3580,6 @@
         <w:tc>
           <w:tcPr>
             <w:tcW w:w="1560" w:type="dxa"/>
-            <w:tcBorders>
-              <w:top w:val="single" w:sz="1" w:space="0" w:color="000000"/>
-              <w:left w:val="single" w:sz="1" w:space="0" w:color="000000"/>
-              <w:bottom w:val="single" w:sz="1" w:space="0" w:color="000000"/>
-              <w:right w:val="single" w:sz="1" w:space="0" w:color="000000"/>
-            </w:tcBorders>
             <w:tcMar>
               <w:top w:w="100" w:type="dxa"/>
               <w:left w:w="120" w:type="dxa"/>
@@ -2543,8 +3590,14 @@
           <w:p>
             <w:pPr>
               <w:jc w:val="center"/>
+              <w:rPr>
+                <w:color w:val="000000" w:themeColor="text1"/>
+              </w:rPr>
             </w:pPr>
             <w:r>
+              <w:rPr>
+                <w:color w:val="000000" w:themeColor="text1"/>
+              </w:rPr>
               <w:t>☐</w:t>
             </w:r>
           </w:p>
@@ -2552,12 +3605,6 @@
         <w:tc>
           <w:tcPr>
             <w:tcW w:w="1560" w:type="dxa"/>
-            <w:tcBorders>
-              <w:top w:val="single" w:sz="1" w:space="0" w:color="000000"/>
-              <w:left w:val="single" w:sz="1" w:space="0" w:color="000000"/>
-              <w:bottom w:val="single" w:sz="1" w:space="0" w:color="000000"/>
-              <w:right w:val="single" w:sz="1" w:space="0" w:color="000000"/>
-            </w:tcBorders>
             <w:tcMar>
               <w:top w:w="100" w:type="dxa"/>
               <w:left w:w="120" w:type="dxa"/>
@@ -2568,8 +3615,14 @@
           <w:p>
             <w:pPr>
               <w:jc w:val="center"/>
+              <w:rPr>
+                <w:color w:val="000000" w:themeColor="text1"/>
+              </w:rPr>
             </w:pPr>
             <w:r>
+              <w:rPr>
+                <w:color w:val="000000" w:themeColor="text1"/>
+              </w:rPr>
               <w:t>☐</w:t>
             </w:r>
           </w:p>
@@ -2577,12 +3630,6 @@
         <w:tc>
           <w:tcPr>
             <w:tcW w:w="1560" w:type="dxa"/>
-            <w:tcBorders>
-              <w:top w:val="single" w:sz="1" w:space="0" w:color="000000"/>
-              <w:left w:val="single" w:sz="1" w:space="0" w:color="000000"/>
-              <w:bottom w:val="single" w:sz="1" w:space="0" w:color="000000"/>
-              <w:right w:val="single" w:sz="1" w:space="0" w:color="000000"/>
-            </w:tcBorders>
             <w:tcMar>
               <w:top w:w="100" w:type="dxa"/>
               <w:left w:w="120" w:type="dxa"/>
@@ -2593,8 +3640,14 @@
           <w:p>
             <w:pPr>
               <w:jc w:val="center"/>
+              <w:rPr>
+                <w:color w:val="000000" w:themeColor="text1"/>
+              </w:rPr>
             </w:pPr>
             <w:r>
+              <w:rPr>
+                <w:color w:val="000000" w:themeColor="text1"/>
+              </w:rPr>
               <w:t>☐</w:t>
             </w:r>
           </w:p>
@@ -2604,26 +3657,48 @@
     <w:p>
       <w:pPr>
         <w:spacing w:after="300"/>
+        <w:rPr>
+          <w:color w:val="000000" w:themeColor="text1"/>
+        </w:rPr>
       </w:pPr>
     </w:p>
     <w:p>
       <w:pPr>
         <w:spacing w:after="120"/>
-      </w:pPr>
-      <w:r>
+        <w:rPr>
+          <w:color w:val="000000" w:themeColor="text1"/>
+        </w:rPr>
+      </w:pPr>
+      <w:r>
+        <w:rPr>
+          <w:color w:val="000000" w:themeColor="text1"/>
+        </w:rPr>
         <w:t xml:space="preserve">Signature of External Guide with Company Seal: </w:t>
       </w:r>
     </w:p>
     <w:p>
       <w:pPr>
         <w:spacing w:after="240"/>
-      </w:pPr>
-      <w:r>
-        <w:t>Date: ___________</w:t>
+        <w:rPr>
+          <w:color w:val="000000" w:themeColor="text1"/>
+        </w:rPr>
+      </w:pPr>
+      <w:r>
+        <w:rPr>
+          <w:color w:val="000000" w:themeColor="text1"/>
+        </w:rPr>
+        <w:t xml:space="preserve">Date: </w:t>
+      </w:r>
+      <w:r>
+        <w:rPr>
+          <w:color w:val="000000" w:themeColor="text1"/>
+        </w:rPr>
+        <w:t>11/02/2026</w:t>
       </w:r>
       <w:r>
         <w:rPr>
           <w:noProof/>
+          <w:color w:val="000000" w:themeColor="text1"/>
         </w:rPr>
         <w:drawing>
           <wp:inline distT="0" distB="0" distL="0" distR="0" wp14:anchorId="36869213" wp14:editId="639EA690">
@@ -2671,18 +3746,38 @@
     <w:p>
       <w:pPr>
         <w:spacing w:after="120"/>
-      </w:pPr>
-      <w:r>
+        <w:rPr>
+          <w:color w:val="000000" w:themeColor="text1"/>
+        </w:rPr>
+      </w:pPr>
+      <w:r>
+        <w:rPr>
+          <w:color w:val="000000" w:themeColor="text1"/>
+        </w:rPr>
         <w:t>Signature of Internal Guide: _____________________</w:t>
       </w:r>
     </w:p>
     <w:p>
-      <w:r>
-        <w:t>Date: ___________</w:t>
+      <w:pPr>
+        <w:rPr>
+          <w:color w:val="000000" w:themeColor="text1"/>
+        </w:rPr>
+      </w:pPr>
+      <w:r>
+        <w:rPr>
+          <w:color w:val="000000" w:themeColor="text1"/>
+        </w:rPr>
+        <w:t xml:space="preserve">Date: </w:t>
+      </w:r>
+      <w:r>
+        <w:rPr>
+          <w:color w:val="000000" w:themeColor="text1"/>
+        </w:rPr>
+        <w:t>11/02/2026</w:t>
       </w:r>
     </w:p>
     <w:sectPr>
-      <w:pgSz w:w="12240" w:h="15840"/>
+      <w:pgSz w:w="11906" w:h="16838" w:code="9"/>
       <w:pgMar w:top="1440" w:right="1440" w:bottom="1440" w:left="1440" w:header="708" w:footer="708" w:gutter="0"/>
       <w:cols w:space="720"/>
       <w:docGrid w:linePitch="360"/>
